--- a/docs/산출물/4주차/2.데이터 전처리_학습된 인공지능 모델_3팀.docx
+++ b/docs/산출물/4주차/2.데이터 전처리_학습된 인공지능 모델_3팀.docx
@@ -87,6 +87,3124 @@
       </w:r>
     </w:p>
     <w:p>
+      <w:r>
+        <w:rPr>
+          <w:b/>
+          <w:color w:val="1F3864"/>
+          <w:sz w:val="32"/>
+        </w:rPr>
+        <w:t>목차</w:t>
+      </w:r>
+    </w:p>
+    <w:p/>
+    <w:p>
+      <w:r>
+        <w:rPr>
+          <w:b/>
+          <w:color w:val="1F3864"/>
+          <w:sz w:val="22"/>
+        </w:rPr>
+        <w:t>Part A. 데이터 전처리</w:t>
+      </w:r>
+    </w:p>
+    <w:p>
+      <w:r>
+        <w:rPr>
+          <w:b w:val="0"/>
+          <w:sz w:val="20"/>
+        </w:rPr>
+        <w:t xml:space="preserve">    A-1. 데이터 개요</w:t>
+      </w:r>
+    </w:p>
+    <w:p>
+      <w:r>
+        <w:rPr>
+          <w:b w:val="0"/>
+          <w:sz w:val="20"/>
+        </w:rPr>
+        <w:t xml:space="preserve">    A-2. 전처리 파이프라인</w:t>
+      </w:r>
+    </w:p>
+    <w:p>
+      <w:r>
+        <w:rPr>
+          <w:b w:val="0"/>
+          <w:sz w:val="20"/>
+        </w:rPr>
+        <w:t xml:space="preserve">    A-3. Intent별 데이터 분포</w:t>
+      </w:r>
+    </w:p>
+    <w:p>
+      <w:r>
+        <w:rPr>
+          <w:b w:val="0"/>
+          <w:sz w:val="20"/>
+        </w:rPr>
+        <w:t xml:space="preserve">    A-4. 최종 학습 데이터 분할</w:t>
+      </w:r>
+    </w:p>
+    <w:p>
+      <w:r>
+        <w:rPr>
+          <w:b w:val="0"/>
+          <w:sz w:val="20"/>
+        </w:rPr>
+        <w:t xml:space="preserve">    A-5. 전처리 Ablation 실험</w:t>
+      </w:r>
+    </w:p>
+    <w:p>
+      <w:r>
+        <w:rPr>
+          <w:b w:val="0"/>
+          <w:sz w:val="20"/>
+        </w:rPr>
+        <w:t xml:space="preserve">    A-6. 데이터 파일 경로</w:t>
+      </w:r>
+    </w:p>
+    <w:p>
+      <w:r>
+        <w:rPr>
+          <w:b/>
+          <w:color w:val="1F3864"/>
+          <w:sz w:val="22"/>
+        </w:rPr>
+        <w:t>Part B. 학습된 인공지능 모델</w:t>
+      </w:r>
+    </w:p>
+    <w:p>
+      <w:r>
+        <w:rPr>
+          <w:b w:val="0"/>
+          <w:sz w:val="20"/>
+        </w:rPr>
+        <w:t xml:space="preserve">    B-1. 모델 개요</w:t>
+      </w:r>
+    </w:p>
+    <w:p>
+      <w:r>
+        <w:rPr>
+          <w:b w:val="0"/>
+          <w:sz w:val="20"/>
+        </w:rPr>
+        <w:t xml:space="preserve">    B-2. 모델 구조</w:t>
+      </w:r>
+    </w:p>
+    <w:p>
+      <w:r>
+        <w:rPr>
+          <w:b w:val="0"/>
+          <w:sz w:val="20"/>
+        </w:rPr>
+        <w:t xml:space="preserve">    B-3. 학습 설정</w:t>
+      </w:r>
+    </w:p>
+    <w:p>
+      <w:r>
+        <w:rPr>
+          <w:b w:val="0"/>
+          <w:sz w:val="20"/>
+        </w:rPr>
+        <w:t xml:space="preserve">    B-4. 학습 결과</w:t>
+      </w:r>
+    </w:p>
+    <w:p>
+      <w:r>
+        <w:rPr>
+          <w:b w:val="0"/>
+          <w:sz w:val="20"/>
+        </w:rPr>
+        <w:t xml:space="preserve">        B-4-1. 전체 성능 메트릭</w:t>
+      </w:r>
+    </w:p>
+    <w:p>
+      <w:r>
+        <w:rPr>
+          <w:b w:val="0"/>
+          <w:sz w:val="20"/>
+        </w:rPr>
+        <w:t xml:space="preserve">        B-4-2. Intent별 성능 (Adversarial 기준)</w:t>
+      </w:r>
+    </w:p>
+    <w:p>
+      <w:r>
+        <w:rPr>
+          <w:b w:val="0"/>
+          <w:sz w:val="20"/>
+        </w:rPr>
+        <w:t xml:space="preserve">        B-4-3. 과신뢰 해소 효과 (Label Smoothing)</w:t>
+      </w:r>
+    </w:p>
+    <w:p>
+      <w:r>
+        <w:rPr>
+          <w:b w:val="0"/>
+          <w:sz w:val="20"/>
+        </w:rPr>
+        <w:t xml:space="preserve">        B-4-4. 후처리 보정 (Known Overrides)</w:t>
+      </w:r>
+    </w:p>
+    <w:p>
+      <w:r>
+        <w:rPr>
+          <w:b w:val="0"/>
+          <w:sz w:val="20"/>
+        </w:rPr>
+        <w:t xml:space="preserve">    B-5. 모델 파일 및 저장/로드</w:t>
+      </w:r>
+    </w:p>
+    <w:p>
+      <w:r>
+        <w:rPr>
+          <w:b w:val="0"/>
+          <w:sz w:val="20"/>
+        </w:rPr>
+        <w:t xml:space="preserve">        B-5-1. 모델 파일 구성</w:t>
+      </w:r>
+    </w:p>
+    <w:p>
+      <w:r>
+        <w:rPr>
+          <w:b w:val="0"/>
+          <w:sz w:val="20"/>
+        </w:rPr>
+        <w:t xml:space="preserve">        B-5-2. 학습된 모델 파일 제공</w:t>
+      </w:r>
+    </w:p>
+    <w:p>
+      <w:r>
+        <w:rPr>
+          <w:b w:val="0"/>
+          <w:sz w:val="20"/>
+        </w:rPr>
+        <w:t xml:space="preserve">        B-5-3. Model Hub (HuggingFace) 정보</w:t>
+      </w:r>
+    </w:p>
+    <w:p>
+      <w:r>
+        <w:rPr>
+          <w:b w:val="0"/>
+          <w:sz w:val="20"/>
+        </w:rPr>
+        <w:t xml:space="preserve">        B-5-4. 저장 코드</w:t>
+      </w:r>
+    </w:p>
+    <w:p>
+      <w:r>
+        <w:rPr>
+          <w:b w:val="0"/>
+          <w:sz w:val="20"/>
+        </w:rPr>
+        <w:t xml:space="preserve">        B-5-5. 로드 코드</w:t>
+      </w:r>
+    </w:p>
+    <w:p>
+      <w:r>
+        <w:rPr>
+          <w:b w:val="0"/>
+          <w:sz w:val="20"/>
+        </w:rPr>
+        <w:t xml:space="preserve">        B-5-6. 추론 코드</w:t>
+      </w:r>
+    </w:p>
+    <w:p>
+      <w:r>
+        <w:rPr>
+          <w:b w:val="0"/>
+          <w:sz w:val="20"/>
+        </w:rPr>
+        <w:t xml:space="preserve">        B-5-7. Fallback 체인</w:t>
+      </w:r>
+    </w:p>
+    <w:p>
+      <w:r>
+        <w:rPr>
+          <w:b w:val="0"/>
+          <w:sz w:val="20"/>
+        </w:rPr>
+        <w:t xml:space="preserve">    B-6. 라벨 매핑 및 서비스 설정</w:t>
+      </w:r>
+    </w:p>
+    <w:p>
+      <w:r>
+        <w:rPr>
+          <w:b w:val="0"/>
+          <w:sz w:val="20"/>
+        </w:rPr>
+        <w:t xml:space="preserve">        B-6-1. 라벨 매핑</w:t>
+      </w:r>
+    </w:p>
+    <w:p>
+      <w:r>
+        <w:rPr>
+          <w:b w:val="0"/>
+          <w:sz w:val="20"/>
+        </w:rPr>
+        <w:t xml:space="preserve">        B-6-2. 서비스 Threshold</w:t>
+      </w:r>
+    </w:p>
+    <w:p>
+      <w:r>
+        <w:rPr>
+          <w:b w:val="0"/>
+          <w:sz w:val="20"/>
+        </w:rPr>
+        <w:t xml:space="preserve">        B-6-3. 추론 예시</w:t>
+      </w:r>
+    </w:p>
+    <w:p/>
+    <w:p>
+      <w:r>
+        <w:rPr>
+          <w:b w:val="0"/>
+          <w:color w:val="C0C0C0"/>
+          <w:sz w:val="16"/>
+        </w:rPr>
+        <w:t>──────────────────────────────────────────────────</w:t>
+      </w:r>
+    </w:p>
+    <w:p/>
+    <w:p>
+      <w:r>
+        <w:rPr>
+          <w:b/>
+          <w:color w:val="1F3864"/>
+          <w:sz w:val="32"/>
+        </w:rPr>
+        <w:t>Part A. 데이터 전처리</w:t>
+      </w:r>
+    </w:p>
+    <w:p/>
+    <w:p>
+      <w:r>
+        <w:rPr>
+          <w:b/>
+          <w:color w:val="1F3864"/>
+          <w:sz w:val="26"/>
+        </w:rPr>
+        <w:t>A-1. 데이터 개요</w:t>
+      </w:r>
+    </w:p>
+    <w:p>
+      <w:r>
+        <w:rPr>
+          <w:b w:val="0"/>
+          <w:sz w:val="20"/>
+        </w:rPr>
+        <w:t>사용자 입력을 8개 intent로 분류하기 위한 학습 데이터를 GPT-4o + Claude Sonnet 4 멀티 LLM 혼합 방식으로 생성하였습니다. 단일 LLM 사용 시 발생하는 문체 편향을 방지하고, 교차 검증을 통해 라벨 품질을 확보하였습니다.</w:t>
+      </w:r>
+    </w:p>
+    <w:p/>
+    <w:tbl>
+      <w:tblPr>
+        <w:tblStyle w:val="TableGrid"/>
+        <w:tblW w:type="auto" w:w="0"/>
+        <w:tblLook w:firstColumn="1" w:firstRow="1" w:lastColumn="0" w:lastRow="0" w:noHBand="0" w:noVBand="1" w:val="04A0"/>
+      </w:tblPr>
+      <w:tblGrid>
+        <w:gridCol w:w="2160"/>
+        <w:gridCol w:w="2160"/>
+        <w:gridCol w:w="2160"/>
+        <w:gridCol w:w="2160"/>
+      </w:tblGrid>
+      <w:tr>
+        <w:tc>
+          <w:tcPr>
+            <w:tcW w:type="dxa" w:w="2160"/>
+            <w:shd w:fill="D6E4F0" w:val="clear"/>
+          </w:tcPr>
+          <w:p>
+            <w:r/>
+            <w:r>
+              <w:rPr>
+                <w:b/>
+                <w:sz w:val="18"/>
+              </w:rPr>
+              <w:t>구분</w:t>
+            </w:r>
+          </w:p>
+        </w:tc>
+        <w:tc>
+          <w:tcPr>
+            <w:tcW w:type="dxa" w:w="2160"/>
+            <w:shd w:fill="D6E4F0" w:val="clear"/>
+          </w:tcPr>
+          <w:p>
+            <w:r/>
+            <w:r>
+              <w:rPr>
+                <w:b/>
+                <w:sz w:val="18"/>
+              </w:rPr>
+              <w:t>건수</w:t>
+            </w:r>
+          </w:p>
+        </w:tc>
+        <w:tc>
+          <w:tcPr>
+            <w:tcW w:type="dxa" w:w="2160"/>
+            <w:shd w:fill="D6E4F0" w:val="clear"/>
+          </w:tcPr>
+          <w:p>
+            <w:r/>
+            <w:r>
+              <w:rPr>
+                <w:b/>
+                <w:sz w:val="18"/>
+              </w:rPr>
+              <w:t>생성 방식</w:t>
+            </w:r>
+          </w:p>
+        </w:tc>
+        <w:tc>
+          <w:tcPr>
+            <w:tcW w:type="dxa" w:w="2160"/>
+            <w:shd w:fill="D6E4F0" w:val="clear"/>
+          </w:tcPr>
+          <w:p>
+            <w:r/>
+            <w:r>
+              <w:rPr>
+                <w:b/>
+                <w:sz w:val="18"/>
+              </w:rPr>
+              <w:t>용도</w:t>
+            </w:r>
+          </w:p>
+        </w:tc>
+      </w:tr>
+      <w:tr>
+        <w:tc>
+          <w:tcPr>
+            <w:tcW w:type="dxa" w:w="2160"/>
+          </w:tcPr>
+          <w:p>
+            <w:r/>
+            <w:r>
+              <w:rPr>
+                <w:sz w:val="18"/>
+              </w:rPr>
+              <w:t>기본 데이터</w:t>
+            </w:r>
+          </w:p>
+        </w:tc>
+        <w:tc>
+          <w:tcPr>
+            <w:tcW w:type="dxa" w:w="2160"/>
+          </w:tcPr>
+          <w:p>
+            <w:r/>
+            <w:r>
+              <w:rPr>
+                <w:sz w:val="18"/>
+              </w:rPr>
+              <w:t>2,299건</w:t>
+            </w:r>
+          </w:p>
+        </w:tc>
+        <w:tc>
+          <w:tcPr>
+            <w:tcW w:type="dxa" w:w="2160"/>
+          </w:tcPr>
+          <w:p>
+            <w:r/>
+            <w:r>
+              <w:rPr>
+                <w:sz w:val="18"/>
+              </w:rPr>
+              <w:t>Claude 150/intent + GPT 150/intent</w:t>
+            </w:r>
+          </w:p>
+        </w:tc>
+        <w:tc>
+          <w:tcPr>
+            <w:tcW w:type="dxa" w:w="2160"/>
+          </w:tcPr>
+          <w:p>
+            <w:r/>
+            <w:r>
+              <w:rPr>
+                <w:sz w:val="18"/>
+              </w:rPr>
+              <w:t>8 intent x ~288개, 학습용</w:t>
+            </w:r>
+          </w:p>
+        </w:tc>
+      </w:tr>
+      <w:tr>
+        <w:tc>
+          <w:tcPr>
+            <w:tcW w:type="dxa" w:w="2160"/>
+          </w:tcPr>
+          <w:p>
+            <w:r/>
+            <w:r>
+              <w:rPr>
+                <w:sz w:val="18"/>
+              </w:rPr>
+              <w:t>경계 쌍 데이터</w:t>
+            </w:r>
+          </w:p>
+        </w:tc>
+        <w:tc>
+          <w:tcPr>
+            <w:tcW w:type="dxa" w:w="2160"/>
+          </w:tcPr>
+          <w:p>
+            <w:r/>
+            <w:r>
+              <w:rPr>
+                <w:sz w:val="18"/>
+              </w:rPr>
+              <w:t>600건</w:t>
+            </w:r>
+          </w:p>
+        </w:tc>
+        <w:tc>
+          <w:tcPr>
+            <w:tcW w:type="dxa" w:w="2160"/>
+          </w:tcPr>
+          <w:p>
+            <w:r/>
+            <w:r>
+              <w:rPr>
+                <w:sz w:val="18"/>
+              </w:rPr>
+              <w:t>GPT 300 + Claude 300</w:t>
+            </w:r>
+          </w:p>
+        </w:tc>
+        <w:tc>
+          <w:tcPr>
+            <w:tcW w:type="dxa" w:w="2160"/>
+          </w:tcPr>
+          <w:p>
+            <w:r/>
+            <w:r>
+              <w:rPr>
+                <w:sz w:val="18"/>
+              </w:rPr>
+              <w:t>혼동 가능 intent 쌍 10종 x 30개 x 2 LLM</w:t>
+            </w:r>
+          </w:p>
+        </w:tc>
+      </w:tr>
+      <w:tr>
+        <w:tc>
+          <w:tcPr>
+            <w:tcW w:type="dxa" w:w="2160"/>
+          </w:tcPr>
+          <w:p>
+            <w:r/>
+            <w:r>
+              <w:rPr>
+                <w:sz w:val="18"/>
+              </w:rPr>
+              <w:t>적대적 테스트</w:t>
+            </w:r>
+          </w:p>
+        </w:tc>
+        <w:tc>
+          <w:tcPr>
+            <w:tcW w:type="dxa" w:w="2160"/>
+          </w:tcPr>
+          <w:p>
+            <w:r/>
+            <w:r>
+              <w:rPr>
+                <w:sz w:val="18"/>
+              </w:rPr>
+              <w:t>450건</w:t>
+            </w:r>
+          </w:p>
+        </w:tc>
+        <w:tc>
+          <w:tcPr>
+            <w:tcW w:type="dxa" w:w="2160"/>
+          </w:tcPr>
+          <w:p>
+            <w:r/>
+            <w:r>
+              <w:rPr>
+                <w:sz w:val="18"/>
+              </w:rPr>
+              <w:t>GPT 232 + Claude 240 (중복 제거)</w:t>
+            </w:r>
+          </w:p>
+        </w:tc>
+        <w:tc>
+          <w:tcPr>
+            <w:tcW w:type="dxa" w:w="2160"/>
+          </w:tcPr>
+          <w:p>
+            <w:r/>
+            <w:r>
+              <w:rPr>
+                <w:sz w:val="18"/>
+              </w:rPr>
+              <w:t>강건성 평가 전용 (학습 미포함)</w:t>
+            </w:r>
+          </w:p>
+        </w:tc>
+      </w:tr>
+      <w:tr>
+        <w:tc>
+          <w:tcPr>
+            <w:tcW w:type="dxa" w:w="2160"/>
+          </w:tcPr>
+          <w:p>
+            <w:r/>
+            <w:r>
+              <w:rPr>
+                <w:sz w:val="18"/>
+              </w:rPr>
+              <w:t>보강 데이터 (Stage 5)</w:t>
+            </w:r>
+          </w:p>
+        </w:tc>
+        <w:tc>
+          <w:tcPr>
+            <w:tcW w:type="dxa" w:w="2160"/>
+          </w:tcPr>
+          <w:p>
+            <w:r/>
+            <w:r>
+              <w:rPr>
+                <w:sz w:val="18"/>
+              </w:rPr>
+              <w:t>+98건</w:t>
+            </w:r>
+          </w:p>
+        </w:tc>
+        <w:tc>
+          <w:tcPr>
+            <w:tcW w:type="dxa" w:w="2160"/>
+          </w:tcPr>
+          <w:p>
+            <w:r/>
+            <w:r>
+              <w:rPr>
+                <w:sz w:val="18"/>
+              </w:rPr>
+              <w:t>오분류 타겟 생성</w:t>
+            </w:r>
+          </w:p>
+        </w:tc>
+        <w:tc>
+          <w:tcPr>
+            <w:tcW w:type="dxa" w:w="2160"/>
+          </w:tcPr>
+          <w:p>
+            <w:r/>
+            <w:r>
+              <w:rPr>
+                <w:sz w:val="18"/>
+              </w:rPr>
+              <w:t>8 intent 균등 보강</w:t>
+            </w:r>
+          </w:p>
+        </w:tc>
+      </w:tr>
+      <w:tr>
+        <w:tc>
+          <w:tcPr>
+            <w:tcW w:type="dxa" w:w="2160"/>
+          </w:tcPr>
+          <w:p>
+            <w:r/>
+            <w:r>
+              <w:rPr>
+                <w:sz w:val="18"/>
+              </w:rPr>
+              <w:t>시나리오 테스트</w:t>
+            </w:r>
+          </w:p>
+        </w:tc>
+        <w:tc>
+          <w:tcPr>
+            <w:tcW w:type="dxa" w:w="2160"/>
+          </w:tcPr>
+          <w:p>
+            <w:r/>
+            <w:r>
+              <w:rPr>
+                <w:sz w:val="18"/>
+              </w:rPr>
+              <w:t>100건</w:t>
+            </w:r>
+          </w:p>
+        </w:tc>
+        <w:tc>
+          <w:tcPr>
+            <w:tcW w:type="dxa" w:w="2160"/>
+          </w:tcPr>
+          <w:p>
+            <w:r/>
+            <w:r>
+              <w:rPr>
+                <w:sz w:val="18"/>
+              </w:rPr>
+              <w:t>Gemini Pro 3.1 + 수동 검수</w:t>
+            </w:r>
+          </w:p>
+        </w:tc>
+        <w:tc>
+          <w:tcPr>
+            <w:tcW w:type="dxa" w:w="2160"/>
+          </w:tcPr>
+          <w:p>
+            <w:r/>
+            <w:r>
+              <w:rPr>
+                <w:sz w:val="18"/>
+              </w:rPr>
+              <w:t>4유형 정성평가</w:t>
+            </w:r>
+          </w:p>
+        </w:tc>
+      </w:tr>
+    </w:tbl>
+    <w:p/>
+    <w:p>
+      <w:r>
+        <w:rPr>
+          <w:b/>
+          <w:color w:val="1F3864"/>
+          <w:sz w:val="26"/>
+        </w:rPr>
+        <w:t>A-2. 전처리 파이프라인</w:t>
+      </w:r>
+    </w:p>
+    <w:p>
+      <w:r>
+        <w:rPr>
+          <w:b w:val="0"/>
+          <w:sz w:val="20"/>
+        </w:rPr>
+        <w:t>원본 데이터 생성 후 다단계 자동 QA + 수동 검토를 거쳐 학습 데이터를 확정하였습니다.</w:t>
+      </w:r>
+    </w:p>
+    <w:p/>
+    <w:tbl>
+      <w:tblPr>
+        <w:tblStyle w:val="TableGrid"/>
+        <w:tblW w:type="auto" w:w="0"/>
+        <w:tblLook w:firstColumn="1" w:firstRow="1" w:lastColumn="0" w:lastRow="0" w:noHBand="0" w:noVBand="1" w:val="04A0"/>
+      </w:tblPr>
+      <w:tblGrid>
+        <w:gridCol w:w="2160"/>
+        <w:gridCol w:w="2160"/>
+        <w:gridCol w:w="2160"/>
+        <w:gridCol w:w="2160"/>
+      </w:tblGrid>
+      <w:tr>
+        <w:tc>
+          <w:tcPr>
+            <w:tcW w:type="dxa" w:w="2160"/>
+            <w:shd w:fill="D6E4F0" w:val="clear"/>
+          </w:tcPr>
+          <w:p>
+            <w:r/>
+            <w:r>
+              <w:rPr>
+                <w:b/>
+                <w:sz w:val="18"/>
+              </w:rPr>
+              <w:t>단계</w:t>
+            </w:r>
+          </w:p>
+        </w:tc>
+        <w:tc>
+          <w:tcPr>
+            <w:tcW w:type="dxa" w:w="2160"/>
+            <w:shd w:fill="D6E4F0" w:val="clear"/>
+          </w:tcPr>
+          <w:p>
+            <w:r/>
+            <w:r>
+              <w:rPr>
+                <w:b/>
+                <w:sz w:val="18"/>
+              </w:rPr>
+              <w:t>작업</w:t>
+            </w:r>
+          </w:p>
+        </w:tc>
+        <w:tc>
+          <w:tcPr>
+            <w:tcW w:type="dxa" w:w="2160"/>
+            <w:shd w:fill="D6E4F0" w:val="clear"/>
+          </w:tcPr>
+          <w:p>
+            <w:r/>
+            <w:r>
+              <w:rPr>
+                <w:b/>
+                <w:sz w:val="18"/>
+              </w:rPr>
+              <w:t>방식</w:t>
+            </w:r>
+          </w:p>
+        </w:tc>
+        <w:tc>
+          <w:tcPr>
+            <w:tcW w:type="dxa" w:w="2160"/>
+            <w:shd w:fill="D6E4F0" w:val="clear"/>
+          </w:tcPr>
+          <w:p>
+            <w:r/>
+            <w:r>
+              <w:rPr>
+                <w:b/>
+                <w:sz w:val="18"/>
+              </w:rPr>
+              <w:t>결과</w:t>
+            </w:r>
+          </w:p>
+        </w:tc>
+      </w:tr>
+      <w:tr>
+        <w:tc>
+          <w:tcPr>
+            <w:tcW w:type="dxa" w:w="2160"/>
+          </w:tcPr>
+          <w:p>
+            <w:r/>
+            <w:r>
+              <w:rPr>
+                <w:sz w:val="18"/>
+              </w:rPr>
+              <w:t>1</w:t>
+            </w:r>
+          </w:p>
+        </w:tc>
+        <w:tc>
+          <w:tcPr>
+            <w:tcW w:type="dxa" w:w="2160"/>
+          </w:tcPr>
+          <w:p>
+            <w:r/>
+            <w:r>
+              <w:rPr>
+                <w:sz w:val="18"/>
+              </w:rPr>
+              <w:t>Seed 문장 작성 (intent별 10개)</w:t>
+            </w:r>
+          </w:p>
+        </w:tc>
+        <w:tc>
+          <w:tcPr>
+            <w:tcW w:type="dxa" w:w="2160"/>
+          </w:tcPr>
+          <w:p>
+            <w:r/>
+            <w:r>
+              <w:rPr>
+                <w:sz w:val="18"/>
+              </w:rPr>
+              <w:t>수동 (앵커)</w:t>
+            </w:r>
+          </w:p>
+        </w:tc>
+        <w:tc>
+          <w:tcPr>
+            <w:tcW w:type="dxa" w:w="2160"/>
+          </w:tcPr>
+          <w:p>
+            <w:r/>
+            <w:r>
+              <w:rPr>
+                <w:sz w:val="18"/>
+              </w:rPr>
+              <w:t>8개 intent 완료</w:t>
+            </w:r>
+          </w:p>
+        </w:tc>
+      </w:tr>
+      <w:tr>
+        <w:tc>
+          <w:tcPr>
+            <w:tcW w:type="dxa" w:w="2160"/>
+          </w:tcPr>
+          <w:p>
+            <w:r/>
+            <w:r>
+              <w:rPr>
+                <w:sz w:val="18"/>
+              </w:rPr>
+              <w:t>2</w:t>
+            </w:r>
+          </w:p>
+        </w:tc>
+        <w:tc>
+          <w:tcPr>
+            <w:tcW w:type="dxa" w:w="2160"/>
+          </w:tcPr>
+          <w:p>
+            <w:r/>
+            <w:r>
+              <w:rPr>
+                <w:sz w:val="18"/>
+              </w:rPr>
+              <w:t>기본 데이터 생성 (intent별 300개)</w:t>
+            </w:r>
+          </w:p>
+        </w:tc>
+        <w:tc>
+          <w:tcPr>
+            <w:tcW w:type="dxa" w:w="2160"/>
+          </w:tcPr>
+          <w:p>
+            <w:r/>
+            <w:r>
+              <w:rPr>
+                <w:sz w:val="18"/>
+              </w:rPr>
+              <w:t>Claude 150 + GPT 150</w:t>
+            </w:r>
+          </w:p>
+        </w:tc>
+        <w:tc>
+          <w:tcPr>
+            <w:tcW w:type="dxa" w:w="2160"/>
+          </w:tcPr>
+          <w:p>
+            <w:r/>
+            <w:r>
+              <w:rPr>
+                <w:sz w:val="18"/>
+              </w:rPr>
+              <w:t>2,299개</w:t>
+            </w:r>
+          </w:p>
+        </w:tc>
+      </w:tr>
+      <w:tr>
+        <w:tc>
+          <w:tcPr>
+            <w:tcW w:type="dxa" w:w="2160"/>
+          </w:tcPr>
+          <w:p>
+            <w:r/>
+            <w:r>
+              <w:rPr>
+                <w:sz w:val="18"/>
+              </w:rPr>
+              <w:t>3</w:t>
+            </w:r>
+          </w:p>
+        </w:tc>
+        <w:tc>
+          <w:tcPr>
+            <w:tcW w:type="dxa" w:w="2160"/>
+          </w:tcPr>
+          <w:p>
+            <w:r/>
+            <w:r>
+              <w:rPr>
+                <w:sz w:val="18"/>
+              </w:rPr>
+              <w:t>경계 쌍 생성</w:t>
+            </w:r>
+          </w:p>
+        </w:tc>
+        <w:tc>
+          <w:tcPr>
+            <w:tcW w:type="dxa" w:w="2160"/>
+          </w:tcPr>
+          <w:p>
+            <w:r/>
+            <w:r>
+              <w:rPr>
+                <w:sz w:val="18"/>
+              </w:rPr>
+              <w:t>GPT 300 + Claude 300</w:t>
+            </w:r>
+          </w:p>
+        </w:tc>
+        <w:tc>
+          <w:tcPr>
+            <w:tcW w:type="dxa" w:w="2160"/>
+          </w:tcPr>
+          <w:p>
+            <w:r/>
+            <w:r>
+              <w:rPr>
+                <w:sz w:val="18"/>
+              </w:rPr>
+              <w:t>600개</w:t>
+            </w:r>
+          </w:p>
+        </w:tc>
+      </w:tr>
+      <w:tr>
+        <w:tc>
+          <w:tcPr>
+            <w:tcW w:type="dxa" w:w="2160"/>
+          </w:tcPr>
+          <w:p>
+            <w:r/>
+            <w:r>
+              <w:rPr>
+                <w:sz w:val="18"/>
+              </w:rPr>
+              <w:t>4</w:t>
+            </w:r>
+          </w:p>
+        </w:tc>
+        <w:tc>
+          <w:tcPr>
+            <w:tcW w:type="dxa" w:w="2160"/>
+          </w:tcPr>
+          <w:p>
+            <w:r/>
+            <w:r>
+              <w:rPr>
+                <w:sz w:val="18"/>
+              </w:rPr>
+              <w:t>적대적 세트 생성</w:t>
+            </w:r>
+          </w:p>
+        </w:tc>
+        <w:tc>
+          <w:tcPr>
+            <w:tcW w:type="dxa" w:w="2160"/>
+          </w:tcPr>
+          <w:p>
+            <w:r/>
+            <w:r>
+              <w:rPr>
+                <w:sz w:val="18"/>
+              </w:rPr>
+              <w:t>GPT 232 + Claude 240</w:t>
+            </w:r>
+          </w:p>
+        </w:tc>
+        <w:tc>
+          <w:tcPr>
+            <w:tcW w:type="dxa" w:w="2160"/>
+          </w:tcPr>
+          <w:p>
+            <w:r/>
+            <w:r>
+              <w:rPr>
+                <w:sz w:val="18"/>
+              </w:rPr>
+              <w:t>중복 제거 후 450개</w:t>
+            </w:r>
+          </w:p>
+        </w:tc>
+      </w:tr>
+      <w:tr>
+        <w:tc>
+          <w:tcPr>
+            <w:tcW w:type="dxa" w:w="2160"/>
+          </w:tcPr>
+          <w:p>
+            <w:r/>
+            <w:r>
+              <w:rPr>
+                <w:sz w:val="18"/>
+              </w:rPr>
+              <w:t>5</w:t>
+            </w:r>
+          </w:p>
+        </w:tc>
+        <w:tc>
+          <w:tcPr>
+            <w:tcW w:type="dxa" w:w="2160"/>
+          </w:tcPr>
+          <w:p>
+            <w:r/>
+            <w:r>
+              <w:rPr>
+                <w:sz w:val="18"/>
+              </w:rPr>
+              <w:t>JSON 유효성 검사</w:t>
+            </w:r>
+          </w:p>
+        </w:tc>
+        <w:tc>
+          <w:tcPr>
+            <w:tcW w:type="dxa" w:w="2160"/>
+          </w:tcPr>
+          <w:p>
+            <w:r/>
+            <w:r>
+              <w:rPr>
+                <w:sz w:val="18"/>
+              </w:rPr>
+              <w:t>자동 스크립트</w:t>
+            </w:r>
+          </w:p>
+        </w:tc>
+        <w:tc>
+          <w:tcPr>
+            <w:tcW w:type="dxa" w:w="2160"/>
+          </w:tcPr>
+          <w:p>
+            <w:r/>
+            <w:r>
+              <w:rPr>
+                <w:sz w:val="18"/>
+              </w:rPr>
+              <w:t>파싱 에러 0건</w:t>
+            </w:r>
+          </w:p>
+        </w:tc>
+      </w:tr>
+      <w:tr>
+        <w:tc>
+          <w:tcPr>
+            <w:tcW w:type="dxa" w:w="2160"/>
+          </w:tcPr>
+          <w:p>
+            <w:r/>
+            <w:r>
+              <w:rPr>
+                <w:sz w:val="18"/>
+              </w:rPr>
+              <w:t>6</w:t>
+            </w:r>
+          </w:p>
+        </w:tc>
+        <w:tc>
+          <w:tcPr>
+            <w:tcW w:type="dxa" w:w="2160"/>
+          </w:tcPr>
+          <w:p>
+            <w:r/>
+            <w:r>
+              <w:rPr>
+                <w:sz w:val="18"/>
+              </w:rPr>
+              <w:t>라벨 유효성 검사</w:t>
+            </w:r>
+          </w:p>
+        </w:tc>
+        <w:tc>
+          <w:tcPr>
+            <w:tcW w:type="dxa" w:w="2160"/>
+          </w:tcPr>
+          <w:p>
+            <w:r/>
+            <w:r>
+              <w:rPr>
+                <w:sz w:val="18"/>
+              </w:rPr>
+              <w:t>자동 스크립트</w:t>
+            </w:r>
+          </w:p>
+        </w:tc>
+        <w:tc>
+          <w:tcPr>
+            <w:tcW w:type="dxa" w:w="2160"/>
+          </w:tcPr>
+          <w:p>
+            <w:r/>
+            <w:r>
+              <w:rPr>
+                <w:sz w:val="18"/>
+              </w:rPr>
+              <w:t>허용 라벨(8개)만 사용 확인</w:t>
+            </w:r>
+          </w:p>
+        </w:tc>
+      </w:tr>
+      <w:tr>
+        <w:tc>
+          <w:tcPr>
+            <w:tcW w:type="dxa" w:w="2160"/>
+          </w:tcPr>
+          <w:p>
+            <w:r/>
+            <w:r>
+              <w:rPr>
+                <w:sz w:val="18"/>
+              </w:rPr>
+              <w:t>7</w:t>
+            </w:r>
+          </w:p>
+        </w:tc>
+        <w:tc>
+          <w:tcPr>
+            <w:tcW w:type="dxa" w:w="2160"/>
+          </w:tcPr>
+          <w:p>
+            <w:r/>
+            <w:r>
+              <w:rPr>
+                <w:sz w:val="18"/>
+              </w:rPr>
+              <w:t>Exact-match 중복 제거</w:t>
+            </w:r>
+          </w:p>
+        </w:tc>
+        <w:tc>
+          <w:tcPr>
+            <w:tcW w:type="dxa" w:w="2160"/>
+          </w:tcPr>
+          <w:p>
+            <w:r/>
+            <w:r>
+              <w:rPr>
+                <w:sz w:val="18"/>
+              </w:rPr>
+              <w:t>자동 스크립트</w:t>
+            </w:r>
+          </w:p>
+        </w:tc>
+        <w:tc>
+          <w:tcPr>
+            <w:tcW w:type="dxa" w:w="2160"/>
+          </w:tcPr>
+          <w:p>
+            <w:r/>
+            <w:r>
+              <w:rPr>
+                <w:sz w:val="18"/>
+              </w:rPr>
+              <w:t>GPT 내부 59개, 적대적 13개 제거</w:t>
+            </w:r>
+          </w:p>
+        </w:tc>
+      </w:tr>
+      <w:tr>
+        <w:tc>
+          <w:tcPr>
+            <w:tcW w:type="dxa" w:w="2160"/>
+          </w:tcPr>
+          <w:p>
+            <w:r/>
+            <w:r>
+              <w:rPr>
+                <w:sz w:val="18"/>
+              </w:rPr>
+              <w:t>8</w:t>
+            </w:r>
+          </w:p>
+        </w:tc>
+        <w:tc>
+          <w:tcPr>
+            <w:tcW w:type="dxa" w:w="2160"/>
+          </w:tcPr>
+          <w:p>
+            <w:r/>
+            <w:r>
+              <w:rPr>
+                <w:sz w:val="18"/>
+              </w:rPr>
+              <w:t>클래스 균형 검증</w:t>
+            </w:r>
+          </w:p>
+        </w:tc>
+        <w:tc>
+          <w:tcPr>
+            <w:tcW w:type="dxa" w:w="2160"/>
+          </w:tcPr>
+          <w:p>
+            <w:r/>
+            <w:r>
+              <w:rPr>
+                <w:sz w:val="18"/>
+              </w:rPr>
+              <w:t>자동 스크립트</w:t>
+            </w:r>
+          </w:p>
+        </w:tc>
+        <w:tc>
+          <w:tcPr>
+            <w:tcW w:type="dxa" w:w="2160"/>
+          </w:tcPr>
+          <w:p>
+            <w:r/>
+            <w:r>
+              <w:rPr>
+                <w:sz w:val="18"/>
+              </w:rPr>
+              <w:t>max/min ratio = 1.11 (&lt; 1.2 통과)</w:t>
+            </w:r>
+          </w:p>
+        </w:tc>
+      </w:tr>
+      <w:tr>
+        <w:tc>
+          <w:tcPr>
+            <w:tcW w:type="dxa" w:w="2160"/>
+          </w:tcPr>
+          <w:p>
+            <w:r/>
+            <w:r>
+              <w:rPr>
+                <w:sz w:val="18"/>
+              </w:rPr>
+              <w:t>9</w:t>
+            </w:r>
+          </w:p>
+        </w:tc>
+        <w:tc>
+          <w:tcPr>
+            <w:tcW w:type="dxa" w:w="2160"/>
+          </w:tcPr>
+          <w:p>
+            <w:r/>
+            <w:r>
+              <w:rPr>
+                <w:sz w:val="18"/>
+              </w:rPr>
+              <w:t>Cross-LLM 중복 검사</w:t>
+            </w:r>
+          </w:p>
+        </w:tc>
+        <w:tc>
+          <w:tcPr>
+            <w:tcW w:type="dxa" w:w="2160"/>
+          </w:tcPr>
+          <w:p>
+            <w:r/>
+            <w:r>
+              <w:rPr>
+                <w:sz w:val="18"/>
+              </w:rPr>
+              <w:t>자동 스크립트</w:t>
+            </w:r>
+          </w:p>
+        </w:tc>
+        <w:tc>
+          <w:tcPr>
+            <w:tcW w:type="dxa" w:w="2160"/>
+          </w:tcPr>
+          <w:p>
+            <w:r/>
+            <w:r>
+              <w:rPr>
+                <w:sz w:val="18"/>
+              </w:rPr>
+              <w:t>교차 중복 0건</w:t>
+            </w:r>
+          </w:p>
+        </w:tc>
+      </w:tr>
+      <w:tr>
+        <w:tc>
+          <w:tcPr>
+            <w:tcW w:type="dxa" w:w="2160"/>
+          </w:tcPr>
+          <w:p>
+            <w:r/>
+            <w:r>
+              <w:rPr>
+                <w:sz w:val="18"/>
+              </w:rPr>
+              <w:t>10</w:t>
+            </w:r>
+          </w:p>
+        </w:tc>
+        <w:tc>
+          <w:tcPr>
+            <w:tcW w:type="dxa" w:w="2160"/>
+          </w:tcPr>
+          <w:p>
+            <w:r/>
+            <w:r>
+              <w:rPr>
+                <w:sz w:val="18"/>
+              </w:rPr>
+              <w:t>테스트 누출 검사</w:t>
+            </w:r>
+          </w:p>
+        </w:tc>
+        <w:tc>
+          <w:tcPr>
+            <w:tcW w:type="dxa" w:w="2160"/>
+          </w:tcPr>
+          <w:p>
+            <w:r/>
+            <w:r>
+              <w:rPr>
+                <w:sz w:val="18"/>
+              </w:rPr>
+              <w:t>자동 스크립트</w:t>
+            </w:r>
+          </w:p>
+        </w:tc>
+        <w:tc>
+          <w:tcPr>
+            <w:tcW w:type="dxa" w:w="2160"/>
+          </w:tcPr>
+          <w:p>
+            <w:r/>
+            <w:r>
+              <w:rPr>
+                <w:sz w:val="18"/>
+              </w:rPr>
+              <w:t>test ∩ train = 공집합</w:t>
+            </w:r>
+          </w:p>
+        </w:tc>
+      </w:tr>
+      <w:tr>
+        <w:tc>
+          <w:tcPr>
+            <w:tcW w:type="dxa" w:w="2160"/>
+          </w:tcPr>
+          <w:p>
+            <w:r/>
+            <w:r>
+              <w:rPr>
+                <w:sz w:val="18"/>
+              </w:rPr>
+              <w:t>11</w:t>
+            </w:r>
+          </w:p>
+        </w:tc>
+        <w:tc>
+          <w:tcPr>
+            <w:tcW w:type="dxa" w:w="2160"/>
+          </w:tcPr>
+          <w:p>
+            <w:r/>
+            <w:r>
+              <w:rPr>
+                <w:sz w:val="18"/>
+              </w:rPr>
+              <w:t>Stratified Split (80/10/10)</w:t>
+            </w:r>
+          </w:p>
+        </w:tc>
+        <w:tc>
+          <w:tcPr>
+            <w:tcW w:type="dxa" w:w="2160"/>
+          </w:tcPr>
+          <w:p>
+            <w:r/>
+            <w:r>
+              <w:rPr>
+                <w:sz w:val="18"/>
+              </w:rPr>
+              <w:t>자동 스크립트</w:t>
+            </w:r>
+          </w:p>
+        </w:tc>
+        <w:tc>
+          <w:tcPr>
+            <w:tcW w:type="dxa" w:w="2160"/>
+          </w:tcPr>
+          <w:p>
+            <w:r/>
+            <w:r>
+              <w:rPr>
+                <w:sz w:val="18"/>
+              </w:rPr>
+              <w:t>Train 2,327 / Val 285 / Test 286</w:t>
+            </w:r>
+          </w:p>
+        </w:tc>
+      </w:tr>
+    </w:tbl>
+    <w:p/>
+    <w:p>
+      <w:r>
+        <w:rPr>
+          <w:b/>
+          <w:color w:val="1F3864"/>
+          <w:sz w:val="26"/>
+        </w:rPr>
+        <w:t>A-3. Intent별 데이터 분포 (기본 데이터, 중복 제거 후)</w:t>
+      </w:r>
+    </w:p>
+    <w:p/>
+    <w:tbl>
+      <w:tblPr>
+        <w:tblStyle w:val="TableGrid"/>
+        <w:tblW w:type="auto" w:w="0"/>
+        <w:tblLook w:firstColumn="1" w:firstRow="1" w:lastColumn="0" w:lastRow="0" w:noHBand="0" w:noVBand="1" w:val="04A0"/>
+      </w:tblPr>
+      <w:tblGrid>
+        <w:gridCol w:w="2160"/>
+        <w:gridCol w:w="2160"/>
+        <w:gridCol w:w="2160"/>
+        <w:gridCol w:w="2160"/>
+      </w:tblGrid>
+      <w:tr>
+        <w:tc>
+          <w:tcPr>
+            <w:tcW w:type="dxa" w:w="2160"/>
+            <w:shd w:fill="D6E4F0" w:val="clear"/>
+          </w:tcPr>
+          <w:p>
+            <w:r/>
+            <w:r>
+              <w:rPr>
+                <w:b/>
+                <w:sz w:val="18"/>
+              </w:rPr>
+              <w:t>Intent</w:t>
+            </w:r>
+          </w:p>
+        </w:tc>
+        <w:tc>
+          <w:tcPr>
+            <w:tcW w:type="dxa" w:w="2160"/>
+            <w:shd w:fill="D6E4F0" w:val="clear"/>
+          </w:tcPr>
+          <w:p>
+            <w:r/>
+            <w:r>
+              <w:rPr>
+                <w:b/>
+                <w:sz w:val="18"/>
+              </w:rPr>
+              <w:t>Claude</w:t>
+            </w:r>
+          </w:p>
+        </w:tc>
+        <w:tc>
+          <w:tcPr>
+            <w:tcW w:type="dxa" w:w="2160"/>
+            <w:shd w:fill="D6E4F0" w:val="clear"/>
+          </w:tcPr>
+          <w:p>
+            <w:r/>
+            <w:r>
+              <w:rPr>
+                <w:b/>
+                <w:sz w:val="18"/>
+              </w:rPr>
+              <w:t>GPT</w:t>
+            </w:r>
+          </w:p>
+        </w:tc>
+        <w:tc>
+          <w:tcPr>
+            <w:tcW w:type="dxa" w:w="2160"/>
+            <w:shd w:fill="D6E4F0" w:val="clear"/>
+          </w:tcPr>
+          <w:p>
+            <w:r/>
+            <w:r>
+              <w:rPr>
+                <w:b/>
+                <w:sz w:val="18"/>
+              </w:rPr>
+              <w:t>합계</w:t>
+            </w:r>
+          </w:p>
+        </w:tc>
+      </w:tr>
+      <w:tr>
+        <w:tc>
+          <w:tcPr>
+            <w:tcW w:type="dxa" w:w="2160"/>
+          </w:tcPr>
+          <w:p>
+            <w:r/>
+            <w:r>
+              <w:rPr>
+                <w:sz w:val="18"/>
+              </w:rPr>
+              <w:t>judgment</w:t>
+            </w:r>
+          </w:p>
+        </w:tc>
+        <w:tc>
+          <w:tcPr>
+            <w:tcW w:type="dxa" w:w="2160"/>
+          </w:tcPr>
+          <w:p>
+            <w:r/>
+            <w:r>
+              <w:rPr>
+                <w:sz w:val="18"/>
+              </w:rPr>
+              <w:t>150</w:t>
+            </w:r>
+          </w:p>
+        </w:tc>
+        <w:tc>
+          <w:tcPr>
+            <w:tcW w:type="dxa" w:w="2160"/>
+          </w:tcPr>
+          <w:p>
+            <w:r/>
+            <w:r>
+              <w:rPr>
+                <w:sz w:val="18"/>
+              </w:rPr>
+              <w:t>127</w:t>
+            </w:r>
+          </w:p>
+        </w:tc>
+        <w:tc>
+          <w:tcPr>
+            <w:tcW w:type="dxa" w:w="2160"/>
+          </w:tcPr>
+          <w:p>
+            <w:r/>
+            <w:r>
+              <w:rPr>
+                <w:sz w:val="18"/>
+              </w:rPr>
+              <w:t>277</w:t>
+            </w:r>
+          </w:p>
+        </w:tc>
+      </w:tr>
+      <w:tr>
+        <w:tc>
+          <w:tcPr>
+            <w:tcW w:type="dxa" w:w="2160"/>
+          </w:tcPr>
+          <w:p>
+            <w:r/>
+            <w:r>
+              <w:rPr>
+                <w:sz w:val="18"/>
+              </w:rPr>
+              <w:t>doc_search</w:t>
+            </w:r>
+          </w:p>
+        </w:tc>
+        <w:tc>
+          <w:tcPr>
+            <w:tcW w:type="dxa" w:w="2160"/>
+          </w:tcPr>
+          <w:p>
+            <w:r/>
+            <w:r>
+              <w:rPr>
+                <w:sz w:val="18"/>
+              </w:rPr>
+              <w:t>150</w:t>
+            </w:r>
+          </w:p>
+        </w:tc>
+        <w:tc>
+          <w:tcPr>
+            <w:tcW w:type="dxa" w:w="2160"/>
+          </w:tcPr>
+          <w:p>
+            <w:r/>
+            <w:r>
+              <w:rPr>
+                <w:sz w:val="18"/>
+              </w:rPr>
+              <w:t>136</w:t>
+            </w:r>
+          </w:p>
+        </w:tc>
+        <w:tc>
+          <w:tcPr>
+            <w:tcW w:type="dxa" w:w="2160"/>
+          </w:tcPr>
+          <w:p>
+            <w:r/>
+            <w:r>
+              <w:rPr>
+                <w:sz w:val="18"/>
+              </w:rPr>
+              <w:t>286</w:t>
+            </w:r>
+          </w:p>
+        </w:tc>
+      </w:tr>
+      <w:tr>
+        <w:tc>
+          <w:tcPr>
+            <w:tcW w:type="dxa" w:w="2160"/>
+          </w:tcPr>
+          <w:p>
+            <w:r/>
+            <w:r>
+              <w:rPr>
+                <w:sz w:val="18"/>
+              </w:rPr>
+              <w:t>doc_generate</w:t>
+            </w:r>
+          </w:p>
+        </w:tc>
+        <w:tc>
+          <w:tcPr>
+            <w:tcW w:type="dxa" w:w="2160"/>
+          </w:tcPr>
+          <w:p>
+            <w:r/>
+            <w:r>
+              <w:rPr>
+                <w:sz w:val="18"/>
+              </w:rPr>
+              <w:t>150</w:t>
+            </w:r>
+          </w:p>
+        </w:tc>
+        <w:tc>
+          <w:tcPr>
+            <w:tcW w:type="dxa" w:w="2160"/>
+          </w:tcPr>
+          <w:p>
+            <w:r/>
+            <w:r>
+              <w:rPr>
+                <w:sz w:val="18"/>
+              </w:rPr>
+              <w:t>122</w:t>
+            </w:r>
+          </w:p>
+        </w:tc>
+        <w:tc>
+          <w:tcPr>
+            <w:tcW w:type="dxa" w:w="2160"/>
+          </w:tcPr>
+          <w:p>
+            <w:r/>
+            <w:r>
+              <w:rPr>
+                <w:sz w:val="18"/>
+              </w:rPr>
+              <w:t>272</w:t>
+            </w:r>
+          </w:p>
+        </w:tc>
+      </w:tr>
+      <w:tr>
+        <w:tc>
+          <w:tcPr>
+            <w:tcW w:type="dxa" w:w="2160"/>
+          </w:tcPr>
+          <w:p>
+            <w:r/>
+            <w:r>
+              <w:rPr>
+                <w:sz w:val="18"/>
+              </w:rPr>
+              <w:t>doc_summary</w:t>
+            </w:r>
+          </w:p>
+        </w:tc>
+        <w:tc>
+          <w:tcPr>
+            <w:tcW w:type="dxa" w:w="2160"/>
+          </w:tcPr>
+          <w:p>
+            <w:r/>
+            <w:r>
+              <w:rPr>
+                <w:sz w:val="18"/>
+              </w:rPr>
+              <w:t>150</w:t>
+            </w:r>
+          </w:p>
+        </w:tc>
+        <w:tc>
+          <w:tcPr>
+            <w:tcW w:type="dxa" w:w="2160"/>
+          </w:tcPr>
+          <w:p>
+            <w:r/>
+            <w:r>
+              <w:rPr>
+                <w:sz w:val="18"/>
+              </w:rPr>
+              <w:t>144</w:t>
+            </w:r>
+          </w:p>
+        </w:tc>
+        <w:tc>
+          <w:tcPr>
+            <w:tcW w:type="dxa" w:w="2160"/>
+          </w:tcPr>
+          <w:p>
+            <w:r/>
+            <w:r>
+              <w:rPr>
+                <w:sz w:val="18"/>
+              </w:rPr>
+              <w:t>294</w:t>
+            </w:r>
+          </w:p>
+        </w:tc>
+      </w:tr>
+      <w:tr>
+        <w:tc>
+          <w:tcPr>
+            <w:tcW w:type="dxa" w:w="2160"/>
+          </w:tcPr>
+          <w:p>
+            <w:r/>
+            <w:r>
+              <w:rPr>
+                <w:sz w:val="18"/>
+              </w:rPr>
+              <w:t>schedule_add</w:t>
+            </w:r>
+          </w:p>
+        </w:tc>
+        <w:tc>
+          <w:tcPr>
+            <w:tcW w:type="dxa" w:w="2160"/>
+          </w:tcPr>
+          <w:p>
+            <w:r/>
+            <w:r>
+              <w:rPr>
+                <w:sz w:val="18"/>
+              </w:rPr>
+              <w:t>150</w:t>
+            </w:r>
+          </w:p>
+        </w:tc>
+        <w:tc>
+          <w:tcPr>
+            <w:tcW w:type="dxa" w:w="2160"/>
+          </w:tcPr>
+          <w:p>
+            <w:r/>
+            <w:r>
+              <w:rPr>
+                <w:sz w:val="18"/>
+              </w:rPr>
+              <w:t>148</w:t>
+            </w:r>
+          </w:p>
+        </w:tc>
+        <w:tc>
+          <w:tcPr>
+            <w:tcW w:type="dxa" w:w="2160"/>
+          </w:tcPr>
+          <w:p>
+            <w:r/>
+            <w:r>
+              <w:rPr>
+                <w:sz w:val="18"/>
+              </w:rPr>
+              <w:t>298</w:t>
+            </w:r>
+          </w:p>
+        </w:tc>
+      </w:tr>
+      <w:tr>
+        <w:tc>
+          <w:tcPr>
+            <w:tcW w:type="dxa" w:w="2160"/>
+          </w:tcPr>
+          <w:p>
+            <w:r/>
+            <w:r>
+              <w:rPr>
+                <w:sz w:val="18"/>
+              </w:rPr>
+              <w:t>schedule_view</w:t>
+            </w:r>
+          </w:p>
+        </w:tc>
+        <w:tc>
+          <w:tcPr>
+            <w:tcW w:type="dxa" w:w="2160"/>
+          </w:tcPr>
+          <w:p>
+            <w:r/>
+            <w:r>
+              <w:rPr>
+                <w:sz w:val="18"/>
+              </w:rPr>
+              <w:t>150</w:t>
+            </w:r>
+          </w:p>
+        </w:tc>
+        <w:tc>
+          <w:tcPr>
+            <w:tcW w:type="dxa" w:w="2160"/>
+          </w:tcPr>
+          <w:p>
+            <w:r/>
+            <w:r>
+              <w:rPr>
+                <w:sz w:val="18"/>
+              </w:rPr>
+              <w:t>137</w:t>
+            </w:r>
+          </w:p>
+        </w:tc>
+        <w:tc>
+          <w:tcPr>
+            <w:tcW w:type="dxa" w:w="2160"/>
+          </w:tcPr>
+          <w:p>
+            <w:r/>
+            <w:r>
+              <w:rPr>
+                <w:sz w:val="18"/>
+              </w:rPr>
+              <w:t>287</w:t>
+            </w:r>
+          </w:p>
+        </w:tc>
+      </w:tr>
+      <w:tr>
+        <w:tc>
+          <w:tcPr>
+            <w:tcW w:type="dxa" w:w="2160"/>
+          </w:tcPr>
+          <w:p>
+            <w:r/>
+            <w:r>
+              <w:rPr>
+                <w:sz w:val="18"/>
+              </w:rPr>
+              <w:t>general</w:t>
+            </w:r>
+          </w:p>
+        </w:tc>
+        <w:tc>
+          <w:tcPr>
+            <w:tcW w:type="dxa" w:w="2160"/>
+          </w:tcPr>
+          <w:p>
+            <w:r/>
+            <w:r>
+              <w:rPr>
+                <w:sz w:val="18"/>
+              </w:rPr>
+              <w:t>150</w:t>
+            </w:r>
+          </w:p>
+        </w:tc>
+        <w:tc>
+          <w:tcPr>
+            <w:tcW w:type="dxa" w:w="2160"/>
+          </w:tcPr>
+          <w:p>
+            <w:r/>
+            <w:r>
+              <w:rPr>
+                <w:sz w:val="18"/>
+              </w:rPr>
+              <w:t>151</w:t>
+            </w:r>
+          </w:p>
+        </w:tc>
+        <w:tc>
+          <w:tcPr>
+            <w:tcW w:type="dxa" w:w="2160"/>
+          </w:tcPr>
+          <w:p>
+            <w:r/>
+            <w:r>
+              <w:rPr>
+                <w:sz w:val="18"/>
+              </w:rPr>
+              <w:t>301</w:t>
+            </w:r>
+          </w:p>
+        </w:tc>
+      </w:tr>
+      <w:tr>
+        <w:tc>
+          <w:tcPr>
+            <w:tcW w:type="dxa" w:w="2160"/>
+          </w:tcPr>
+          <w:p>
+            <w:r/>
+            <w:r>
+              <w:rPr>
+                <w:sz w:val="18"/>
+              </w:rPr>
+              <w:t>doc_qa</w:t>
+            </w:r>
+          </w:p>
+        </w:tc>
+        <w:tc>
+          <w:tcPr>
+            <w:tcW w:type="dxa" w:w="2160"/>
+          </w:tcPr>
+          <w:p>
+            <w:r/>
+            <w:r>
+              <w:rPr>
+                <w:sz w:val="18"/>
+              </w:rPr>
+              <w:t>150</w:t>
+            </w:r>
+          </w:p>
+        </w:tc>
+        <w:tc>
+          <w:tcPr>
+            <w:tcW w:type="dxa" w:w="2160"/>
+          </w:tcPr>
+          <w:p>
+            <w:r/>
+            <w:r>
+              <w:rPr>
+                <w:sz w:val="18"/>
+              </w:rPr>
+              <w:t>134</w:t>
+            </w:r>
+          </w:p>
+        </w:tc>
+        <w:tc>
+          <w:tcPr>
+            <w:tcW w:type="dxa" w:w="2160"/>
+          </w:tcPr>
+          <w:p>
+            <w:r/>
+            <w:r>
+              <w:rPr>
+                <w:sz w:val="18"/>
+              </w:rPr>
+              <w:t>284</w:t>
+            </w:r>
+          </w:p>
+        </w:tc>
+      </w:tr>
+      <w:tr>
+        <w:tc>
+          <w:tcPr>
+            <w:tcW w:type="dxa" w:w="2160"/>
+          </w:tcPr>
+          <w:p>
+            <w:r/>
+            <w:r>
+              <w:rPr>
+                <w:sz w:val="18"/>
+              </w:rPr>
+              <w:t>합계</w:t>
+            </w:r>
+          </w:p>
+        </w:tc>
+        <w:tc>
+          <w:tcPr>
+            <w:tcW w:type="dxa" w:w="2160"/>
+          </w:tcPr>
+          <w:p>
+            <w:r/>
+            <w:r>
+              <w:rPr>
+                <w:sz w:val="18"/>
+              </w:rPr>
+              <w:t>1,200</w:t>
+            </w:r>
+          </w:p>
+        </w:tc>
+        <w:tc>
+          <w:tcPr>
+            <w:tcW w:type="dxa" w:w="2160"/>
+          </w:tcPr>
+          <w:p>
+            <w:r/>
+            <w:r>
+              <w:rPr>
+                <w:sz w:val="18"/>
+              </w:rPr>
+              <w:t>1,099</w:t>
+            </w:r>
+          </w:p>
+        </w:tc>
+        <w:tc>
+          <w:tcPr>
+            <w:tcW w:type="dxa" w:w="2160"/>
+          </w:tcPr>
+          <w:p>
+            <w:r/>
+            <w:r>
+              <w:rPr>
+                <w:sz w:val="18"/>
+              </w:rPr>
+              <w:t>2,299</w:t>
+            </w:r>
+          </w:p>
+        </w:tc>
+      </w:tr>
+    </w:tbl>
+    <w:p/>
+    <w:p>
+      <w:r>
+        <w:rPr>
+          <w:b/>
+          <w:color w:val="1F3864"/>
+          <w:sz w:val="26"/>
+        </w:rPr>
+        <w:t>A-4. 최종 학습 데이터 분할</w:t>
+      </w:r>
+    </w:p>
+    <w:p/>
+    <w:tbl>
+      <w:tblPr>
+        <w:tblStyle w:val="TableGrid"/>
+        <w:tblW w:type="auto" w:w="0"/>
+        <w:tblLook w:firstColumn="1" w:firstRow="1" w:lastColumn="0" w:lastRow="0" w:noHBand="0" w:noVBand="1" w:val="04A0"/>
+      </w:tblPr>
+      <w:tblGrid>
+        <w:gridCol w:w="2160"/>
+        <w:gridCol w:w="2160"/>
+        <w:gridCol w:w="2160"/>
+        <w:gridCol w:w="2160"/>
+      </w:tblGrid>
+      <w:tr>
+        <w:tc>
+          <w:tcPr>
+            <w:tcW w:type="dxa" w:w="2160"/>
+            <w:shd w:fill="D6E4F0" w:val="clear"/>
+          </w:tcPr>
+          <w:p>
+            <w:r/>
+            <w:r>
+              <w:rPr>
+                <w:b/>
+                <w:sz w:val="18"/>
+              </w:rPr>
+              <w:t>구분</w:t>
+            </w:r>
+          </w:p>
+        </w:tc>
+        <w:tc>
+          <w:tcPr>
+            <w:tcW w:type="dxa" w:w="2160"/>
+            <w:shd w:fill="D6E4F0" w:val="clear"/>
+          </w:tcPr>
+          <w:p>
+            <w:r/>
+            <w:r>
+              <w:rPr>
+                <w:b/>
+                <w:sz w:val="18"/>
+              </w:rPr>
+              <w:t>건수</w:t>
+            </w:r>
+          </w:p>
+        </w:tc>
+        <w:tc>
+          <w:tcPr>
+            <w:tcW w:type="dxa" w:w="2160"/>
+            <w:shd w:fill="D6E4F0" w:val="clear"/>
+          </w:tcPr>
+          <w:p>
+            <w:r/>
+            <w:r>
+              <w:rPr>
+                <w:b/>
+                <w:sz w:val="18"/>
+              </w:rPr>
+              <w:t>비율</w:t>
+            </w:r>
+          </w:p>
+        </w:tc>
+        <w:tc>
+          <w:tcPr>
+            <w:tcW w:type="dxa" w:w="2160"/>
+            <w:shd w:fill="D6E4F0" w:val="clear"/>
+          </w:tcPr>
+          <w:p>
+            <w:r/>
+            <w:r>
+              <w:rPr>
+                <w:b/>
+                <w:sz w:val="18"/>
+              </w:rPr>
+              <w:t>용도</w:t>
+            </w:r>
+          </w:p>
+        </w:tc>
+      </w:tr>
+      <w:tr>
+        <w:tc>
+          <w:tcPr>
+            <w:tcW w:type="dxa" w:w="2160"/>
+          </w:tcPr>
+          <w:p>
+            <w:r/>
+            <w:r>
+              <w:rPr>
+                <w:sz w:val="18"/>
+              </w:rPr>
+              <w:t>Train</w:t>
+            </w:r>
+          </w:p>
+        </w:tc>
+        <w:tc>
+          <w:tcPr>
+            <w:tcW w:type="dxa" w:w="2160"/>
+          </w:tcPr>
+          <w:p>
+            <w:r/>
+            <w:r>
+              <w:rPr>
+                <w:sz w:val="18"/>
+              </w:rPr>
+              <w:t>2,327건 (기본 + 경계 쌍 + 보강)</w:t>
+            </w:r>
+          </w:p>
+        </w:tc>
+        <w:tc>
+          <w:tcPr>
+            <w:tcW w:type="dxa" w:w="2160"/>
+          </w:tcPr>
+          <w:p>
+            <w:r/>
+            <w:r>
+              <w:rPr>
+                <w:sz w:val="18"/>
+              </w:rPr>
+              <w:t>~80%</w:t>
+            </w:r>
+          </w:p>
+        </w:tc>
+        <w:tc>
+          <w:tcPr>
+            <w:tcW w:type="dxa" w:w="2160"/>
+          </w:tcPr>
+          <w:p>
+            <w:r/>
+            <w:r>
+              <w:rPr>
+                <w:sz w:val="18"/>
+              </w:rPr>
+              <w:t>모델 학습</w:t>
+            </w:r>
+          </w:p>
+        </w:tc>
+      </w:tr>
+      <w:tr>
+        <w:tc>
+          <w:tcPr>
+            <w:tcW w:type="dxa" w:w="2160"/>
+          </w:tcPr>
+          <w:p>
+            <w:r/>
+            <w:r>
+              <w:rPr>
+                <w:sz w:val="18"/>
+              </w:rPr>
+              <w:t>Validation</w:t>
+            </w:r>
+          </w:p>
+        </w:tc>
+        <w:tc>
+          <w:tcPr>
+            <w:tcW w:type="dxa" w:w="2160"/>
+          </w:tcPr>
+          <w:p>
+            <w:r/>
+            <w:r>
+              <w:rPr>
+                <w:sz w:val="18"/>
+              </w:rPr>
+              <w:t>285건</w:t>
+            </w:r>
+          </w:p>
+        </w:tc>
+        <w:tc>
+          <w:tcPr>
+            <w:tcW w:type="dxa" w:w="2160"/>
+          </w:tcPr>
+          <w:p>
+            <w:r/>
+            <w:r>
+              <w:rPr>
+                <w:sz w:val="18"/>
+              </w:rPr>
+              <w:t>~10%</w:t>
+            </w:r>
+          </w:p>
+        </w:tc>
+        <w:tc>
+          <w:tcPr>
+            <w:tcW w:type="dxa" w:w="2160"/>
+          </w:tcPr>
+          <w:p>
+            <w:r/>
+            <w:r>
+              <w:rPr>
+                <w:sz w:val="18"/>
+              </w:rPr>
+              <w:t>HP 선택, early stopping</w:t>
+            </w:r>
+          </w:p>
+        </w:tc>
+      </w:tr>
+      <w:tr>
+        <w:tc>
+          <w:tcPr>
+            <w:tcW w:type="dxa" w:w="2160"/>
+          </w:tcPr>
+          <w:p>
+            <w:r/>
+            <w:r>
+              <w:rPr>
+                <w:sz w:val="18"/>
+              </w:rPr>
+              <w:t>Test (hold-out)</w:t>
+            </w:r>
+          </w:p>
+        </w:tc>
+        <w:tc>
+          <w:tcPr>
+            <w:tcW w:type="dxa" w:w="2160"/>
+          </w:tcPr>
+          <w:p>
+            <w:r/>
+            <w:r>
+              <w:rPr>
+                <w:sz w:val="18"/>
+              </w:rPr>
+              <w:t>286건</w:t>
+            </w:r>
+          </w:p>
+        </w:tc>
+        <w:tc>
+          <w:tcPr>
+            <w:tcW w:type="dxa" w:w="2160"/>
+          </w:tcPr>
+          <w:p>
+            <w:r/>
+            <w:r>
+              <w:rPr>
+                <w:sz w:val="18"/>
+              </w:rPr>
+              <w:t>~10%</w:t>
+            </w:r>
+          </w:p>
+        </w:tc>
+        <w:tc>
+          <w:tcPr>
+            <w:tcW w:type="dxa" w:w="2160"/>
+          </w:tcPr>
+          <w:p>
+            <w:r/>
+            <w:r>
+              <w:rPr>
+                <w:sz w:val="18"/>
+              </w:rPr>
+              <w:t>최종 성능 보고 (1회만 사용)</w:t>
+            </w:r>
+          </w:p>
+        </w:tc>
+      </w:tr>
+      <w:tr>
+        <w:tc>
+          <w:tcPr>
+            <w:tcW w:type="dxa" w:w="2160"/>
+          </w:tcPr>
+          <w:p>
+            <w:r/>
+            <w:r>
+              <w:rPr>
+                <w:sz w:val="18"/>
+              </w:rPr>
+              <w:t>Adversarial</w:t>
+            </w:r>
+          </w:p>
+        </w:tc>
+        <w:tc>
+          <w:tcPr>
+            <w:tcW w:type="dxa" w:w="2160"/>
+          </w:tcPr>
+          <w:p>
+            <w:r/>
+            <w:r>
+              <w:rPr>
+                <w:sz w:val="18"/>
+              </w:rPr>
+              <w:t>450건</w:t>
+            </w:r>
+          </w:p>
+        </w:tc>
+        <w:tc>
+          <w:tcPr>
+            <w:tcW w:type="dxa" w:w="2160"/>
+          </w:tcPr>
+          <w:p>
+            <w:r/>
+            <w:r>
+              <w:rPr>
+                <w:sz w:val="18"/>
+              </w:rPr>
+              <w:t>별도</w:t>
+            </w:r>
+          </w:p>
+        </w:tc>
+        <w:tc>
+          <w:tcPr>
+            <w:tcW w:type="dxa" w:w="2160"/>
+          </w:tcPr>
+          <w:p>
+            <w:r/>
+            <w:r>
+              <w:rPr>
+                <w:sz w:val="18"/>
+              </w:rPr>
+              <w:t>강건성 평가 전용</w:t>
+            </w:r>
+          </w:p>
+        </w:tc>
+      </w:tr>
+      <w:tr>
+        <w:tc>
+          <w:tcPr>
+            <w:tcW w:type="dxa" w:w="2160"/>
+          </w:tcPr>
+          <w:p>
+            <w:r/>
+            <w:r>
+              <w:rPr>
+                <w:sz w:val="18"/>
+              </w:rPr>
+              <w:t>시나리오 테스트</w:t>
+            </w:r>
+          </w:p>
+        </w:tc>
+        <w:tc>
+          <w:tcPr>
+            <w:tcW w:type="dxa" w:w="2160"/>
+          </w:tcPr>
+          <w:p>
+            <w:r/>
+            <w:r>
+              <w:rPr>
+                <w:sz w:val="18"/>
+              </w:rPr>
+              <w:t>100건</w:t>
+            </w:r>
+          </w:p>
+        </w:tc>
+        <w:tc>
+          <w:tcPr>
+            <w:tcW w:type="dxa" w:w="2160"/>
+          </w:tcPr>
+          <w:p>
+            <w:r/>
+            <w:r>
+              <w:rPr>
+                <w:sz w:val="18"/>
+              </w:rPr>
+              <w:t>별도</w:t>
+            </w:r>
+          </w:p>
+        </w:tc>
+        <w:tc>
+          <w:tcPr>
+            <w:tcW w:type="dxa" w:w="2160"/>
+          </w:tcPr>
+          <w:p>
+            <w:r/>
+            <w:r>
+              <w:rPr>
+                <w:sz w:val="18"/>
+              </w:rPr>
+              <w:t>정성평가 (4유형)</w:t>
+            </w:r>
+          </w:p>
+        </w:tc>
+      </w:tr>
+    </w:tbl>
+    <w:p/>
+    <w:p>
+      <w:r>
+        <w:rPr>
+          <w:b/>
+          <w:color w:val="1F3864"/>
+          <w:sz w:val="26"/>
+        </w:rPr>
+        <w:t>A-5. 전처리 Ablation 실험</w:t>
+      </w:r>
+    </w:p>
+    <w:p>
+      <w:r>
+        <w:rPr>
+          <w:b w:val="0"/>
+          <w:sz w:val="20"/>
+        </w:rPr>
+        <w:t>텍스트 전처리가 모델 성능에 미치는 영향을 검증하기 위해 5가지 전처리 설정(Config A~E)으로 ablation 실험을 수행하였습니다.</w:t>
+      </w:r>
+    </w:p>
+    <w:p/>
+    <w:tbl>
+      <w:tblPr>
+        <w:tblStyle w:val="TableGrid"/>
+        <w:tblW w:type="auto" w:w="0"/>
+        <w:tblLook w:firstColumn="1" w:firstRow="1" w:lastColumn="0" w:lastRow="0" w:noHBand="0" w:noVBand="1" w:val="04A0"/>
+      </w:tblPr>
+      <w:tblGrid>
+        <w:gridCol w:w="2160"/>
+        <w:gridCol w:w="2160"/>
+        <w:gridCol w:w="2160"/>
+        <w:gridCol w:w="2160"/>
+      </w:tblGrid>
+      <w:tr>
+        <w:tc>
+          <w:tcPr>
+            <w:tcW w:type="dxa" w:w="2160"/>
+            <w:shd w:fill="D6E4F0" w:val="clear"/>
+          </w:tcPr>
+          <w:p>
+            <w:r/>
+            <w:r>
+              <w:rPr>
+                <w:b/>
+                <w:sz w:val="18"/>
+              </w:rPr>
+              <w:t>Config</w:t>
+            </w:r>
+          </w:p>
+        </w:tc>
+        <w:tc>
+          <w:tcPr>
+            <w:tcW w:type="dxa" w:w="2160"/>
+            <w:shd w:fill="D6E4F0" w:val="clear"/>
+          </w:tcPr>
+          <w:p>
+            <w:r/>
+            <w:r>
+              <w:rPr>
+                <w:b/>
+                <w:sz w:val="18"/>
+              </w:rPr>
+              <w:t>전처리 내용</w:t>
+            </w:r>
+          </w:p>
+        </w:tc>
+        <w:tc>
+          <w:tcPr>
+            <w:tcW w:type="dxa" w:w="2160"/>
+            <w:shd w:fill="D6E4F0" w:val="clear"/>
+          </w:tcPr>
+          <w:p>
+            <w:r/>
+            <w:r>
+              <w:rPr>
+                <w:b/>
+                <w:sz w:val="18"/>
+              </w:rPr>
+              <w:t>Test F1</w:t>
+            </w:r>
+          </w:p>
+        </w:tc>
+        <w:tc>
+          <w:tcPr>
+            <w:tcW w:type="dxa" w:w="2160"/>
+            <w:shd w:fill="D6E4F0" w:val="clear"/>
+          </w:tcPr>
+          <w:p>
+            <w:r/>
+            <w:r>
+              <w:rPr>
+                <w:b/>
+                <w:sz w:val="18"/>
+              </w:rPr>
+              <w:t>결론</w:t>
+            </w:r>
+          </w:p>
+        </w:tc>
+      </w:tr>
+      <w:tr>
+        <w:tc>
+          <w:tcPr>
+            <w:tcW w:type="dxa" w:w="2160"/>
+          </w:tcPr>
+          <w:p>
+            <w:r/>
+            <w:r>
+              <w:rPr>
+                <w:sz w:val="18"/>
+              </w:rPr>
+              <w:t>A</w:t>
+            </w:r>
+          </w:p>
+        </w:tc>
+        <w:tc>
+          <w:tcPr>
+            <w:tcW w:type="dxa" w:w="2160"/>
+          </w:tcPr>
+          <w:p>
+            <w:r/>
+            <w:r>
+              <w:rPr>
+                <w:sz w:val="18"/>
+              </w:rPr>
+              <w:t>원본 (전처리 없음)</w:t>
+            </w:r>
+          </w:p>
+        </w:tc>
+        <w:tc>
+          <w:tcPr>
+            <w:tcW w:type="dxa" w:w="2160"/>
+          </w:tcPr>
+          <w:p>
+            <w:r/>
+            <w:r>
+              <w:rPr>
+                <w:sz w:val="18"/>
+              </w:rPr>
+              <w:t>0.9788</w:t>
+            </w:r>
+          </w:p>
+        </w:tc>
+        <w:tc>
+          <w:tcPr>
+            <w:tcW w:type="dxa" w:w="2160"/>
+          </w:tcPr>
+          <w:p>
+            <w:r/>
+            <w:r>
+              <w:rPr>
+                <w:sz w:val="18"/>
+              </w:rPr>
+              <w:t>기준</w:t>
+            </w:r>
+          </w:p>
+        </w:tc>
+      </w:tr>
+      <w:tr>
+        <w:tc>
+          <w:tcPr>
+            <w:tcW w:type="dxa" w:w="2160"/>
+          </w:tcPr>
+          <w:p>
+            <w:r/>
+            <w:r>
+              <w:rPr>
+                <w:sz w:val="18"/>
+              </w:rPr>
+              <w:t>B</w:t>
+            </w:r>
+          </w:p>
+        </w:tc>
+        <w:tc>
+          <w:tcPr>
+            <w:tcW w:type="dxa" w:w="2160"/>
+          </w:tcPr>
+          <w:p>
+            <w:r/>
+            <w:r>
+              <w:rPr>
+                <w:sz w:val="18"/>
+              </w:rPr>
+              <w:t>공백 정규화</w:t>
+            </w:r>
+          </w:p>
+        </w:tc>
+        <w:tc>
+          <w:tcPr>
+            <w:tcW w:type="dxa" w:w="2160"/>
+          </w:tcPr>
+          <w:p>
+            <w:r/>
+            <w:r>
+              <w:rPr>
+                <w:sz w:val="18"/>
+              </w:rPr>
+              <w:t>0.9788</w:t>
+            </w:r>
+          </w:p>
+        </w:tc>
+        <w:tc>
+          <w:tcPr>
+            <w:tcW w:type="dxa" w:w="2160"/>
+          </w:tcPr>
+          <w:p>
+            <w:r/>
+            <w:r>
+              <w:rPr>
+                <w:sz w:val="18"/>
+              </w:rPr>
+              <w:t>동일</w:t>
+            </w:r>
+          </w:p>
+        </w:tc>
+      </w:tr>
+      <w:tr>
+        <w:tc>
+          <w:tcPr>
+            <w:tcW w:type="dxa" w:w="2160"/>
+          </w:tcPr>
+          <w:p>
+            <w:r/>
+            <w:r>
+              <w:rPr>
+                <w:sz w:val="18"/>
+              </w:rPr>
+              <w:t>C</w:t>
+            </w:r>
+          </w:p>
+        </w:tc>
+        <w:tc>
+          <w:tcPr>
+            <w:tcW w:type="dxa" w:w="2160"/>
+          </w:tcPr>
+          <w:p>
+            <w:r/>
+            <w:r>
+              <w:rPr>
+                <w:sz w:val="18"/>
+              </w:rPr>
+              <w:t>특수문자 제거</w:t>
+            </w:r>
+          </w:p>
+        </w:tc>
+        <w:tc>
+          <w:tcPr>
+            <w:tcW w:type="dxa" w:w="2160"/>
+          </w:tcPr>
+          <w:p>
+            <w:r/>
+            <w:r>
+              <w:rPr>
+                <w:sz w:val="18"/>
+              </w:rPr>
+              <w:t>0.9788</w:t>
+            </w:r>
+          </w:p>
+        </w:tc>
+        <w:tc>
+          <w:tcPr>
+            <w:tcW w:type="dxa" w:w="2160"/>
+          </w:tcPr>
+          <w:p>
+            <w:r/>
+            <w:r>
+              <w:rPr>
+                <w:sz w:val="18"/>
+              </w:rPr>
+              <w:t>동일</w:t>
+            </w:r>
+          </w:p>
+        </w:tc>
+      </w:tr>
+      <w:tr>
+        <w:tc>
+          <w:tcPr>
+            <w:tcW w:type="dxa" w:w="2160"/>
+          </w:tcPr>
+          <w:p>
+            <w:r/>
+            <w:r>
+              <w:rPr>
+                <w:sz w:val="18"/>
+              </w:rPr>
+              <w:t>D</w:t>
+            </w:r>
+          </w:p>
+        </w:tc>
+        <w:tc>
+          <w:tcPr>
+            <w:tcW w:type="dxa" w:w="2160"/>
+          </w:tcPr>
+          <w:p>
+            <w:r/>
+            <w:r>
+              <w:rPr>
+                <w:sz w:val="18"/>
+              </w:rPr>
+              <w:t>소문자 변환 + 공백 정규화</w:t>
+            </w:r>
+          </w:p>
+        </w:tc>
+        <w:tc>
+          <w:tcPr>
+            <w:tcW w:type="dxa" w:w="2160"/>
+          </w:tcPr>
+          <w:p>
+            <w:r/>
+            <w:r>
+              <w:rPr>
+                <w:sz w:val="18"/>
+              </w:rPr>
+              <w:t>0.9788</w:t>
+            </w:r>
+          </w:p>
+        </w:tc>
+        <w:tc>
+          <w:tcPr>
+            <w:tcW w:type="dxa" w:w="2160"/>
+          </w:tcPr>
+          <w:p>
+            <w:r/>
+            <w:r>
+              <w:rPr>
+                <w:sz w:val="18"/>
+              </w:rPr>
+              <w:t>동일</w:t>
+            </w:r>
+          </w:p>
+        </w:tc>
+      </w:tr>
+      <w:tr>
+        <w:tc>
+          <w:tcPr>
+            <w:tcW w:type="dxa" w:w="2160"/>
+          </w:tcPr>
+          <w:p>
+            <w:r/>
+            <w:r>
+              <w:rPr>
+                <w:sz w:val="18"/>
+              </w:rPr>
+              <w:t>E</w:t>
+            </w:r>
+          </w:p>
+        </w:tc>
+        <w:tc>
+          <w:tcPr>
+            <w:tcW w:type="dxa" w:w="2160"/>
+          </w:tcPr>
+          <w:p>
+            <w:r/>
+            <w:r>
+              <w:rPr>
+                <w:sz w:val="18"/>
+              </w:rPr>
+              <w:t>전체 적용 (B+C+D)</w:t>
+            </w:r>
+          </w:p>
+        </w:tc>
+        <w:tc>
+          <w:tcPr>
+            <w:tcW w:type="dxa" w:w="2160"/>
+          </w:tcPr>
+          <w:p>
+            <w:r/>
+            <w:r>
+              <w:rPr>
+                <w:sz w:val="18"/>
+              </w:rPr>
+              <w:t>0.9788</w:t>
+            </w:r>
+          </w:p>
+        </w:tc>
+        <w:tc>
+          <w:tcPr>
+            <w:tcW w:type="dxa" w:w="2160"/>
+          </w:tcPr>
+          <w:p>
+            <w:r/>
+            <w:r>
+              <w:rPr>
+                <w:sz w:val="18"/>
+              </w:rPr>
+              <w:t>동일</w:t>
+            </w:r>
+          </w:p>
+        </w:tc>
+      </w:tr>
+    </w:tbl>
+    <w:p/>
+    <w:p>
+      <w:r>
+        <w:rPr>
+          <w:b w:val="0"/>
+          <w:sz w:val="20"/>
+        </w:rPr>
+        <w:t>결론: LLM으로 생성한 데이터는 이미 정제되어 있어, 추가 전처리의 효과가 없음을 확인. 최종 모델은 전처리 없이(Config A) 학습.</w:t>
+      </w:r>
+    </w:p>
+    <w:p/>
+    <w:p>
+      <w:r>
+        <w:rPr>
+          <w:b/>
+          <w:color w:val="1F3864"/>
+          <w:sz w:val="26"/>
+        </w:rPr>
+        <w:t>A-6. 데이터 파일 경로</w:t>
+      </w:r>
+    </w:p>
+    <w:p/>
+    <w:tbl>
+      <w:tblPr>
+        <w:tblStyle w:val="TableGrid"/>
+        <w:tblW w:type="auto" w:w="0"/>
+        <w:tblLook w:firstColumn="1" w:firstRow="1" w:lastColumn="0" w:lastRow="0" w:noHBand="0" w:noVBand="1" w:val="04A0"/>
+      </w:tblPr>
+      <w:tblGrid>
+        <w:gridCol w:w="4320"/>
+        <w:gridCol w:w="4320"/>
+      </w:tblGrid>
+      <w:tr>
+        <w:tc>
+          <w:tcPr>
+            <w:tcW w:type="dxa" w:w="4320"/>
+            <w:shd w:fill="D6E4F0" w:val="clear"/>
+          </w:tcPr>
+          <w:p>
+            <w:r/>
+            <w:r>
+              <w:rPr>
+                <w:b/>
+                <w:sz w:val="18"/>
+              </w:rPr>
+              <w:t>파일/디렉토리</w:t>
+            </w:r>
+          </w:p>
+        </w:tc>
+        <w:tc>
+          <w:tcPr>
+            <w:tcW w:type="dxa" w:w="4320"/>
+            <w:shd w:fill="D6E4F0" w:val="clear"/>
+          </w:tcPr>
+          <w:p>
+            <w:r/>
+            <w:r>
+              <w:rPr>
+                <w:b/>
+                <w:sz w:val="18"/>
+              </w:rPr>
+              <w:t>내용</w:t>
+            </w:r>
+          </w:p>
+        </w:tc>
+      </w:tr>
+      <w:tr>
+        <w:tc>
+          <w:tcPr>
+            <w:tcW w:type="dxa" w:w="4320"/>
+          </w:tcPr>
+          <w:p>
+            <w:r/>
+            <w:r>
+              <w:rPr>
+                <w:sz w:val="18"/>
+              </w:rPr>
+              <w:t>data/training/intent_v2/{intent}.jsonl</w:t>
+            </w:r>
+          </w:p>
+        </w:tc>
+        <w:tc>
+          <w:tcPr>
+            <w:tcW w:type="dxa" w:w="4320"/>
+          </w:tcPr>
+          <w:p>
+            <w:r/>
+            <w:r>
+              <w:rPr>
+                <w:sz w:val="18"/>
+              </w:rPr>
+              <w:t>기본 데이터 (8개 파일, intent별 ~288개)</w:t>
+            </w:r>
+          </w:p>
+        </w:tc>
+      </w:tr>
+      <w:tr>
+        <w:tc>
+          <w:tcPr>
+            <w:tcW w:type="dxa" w:w="4320"/>
+          </w:tcPr>
+          <w:p>
+            <w:r/>
+            <w:r>
+              <w:rPr>
+                <w:sz w:val="18"/>
+              </w:rPr>
+              <w:t>data/training/intent_v2/boundary_pairs.jsonl</w:t>
+            </w:r>
+          </w:p>
+        </w:tc>
+        <w:tc>
+          <w:tcPr>
+            <w:tcW w:type="dxa" w:w="4320"/>
+          </w:tcPr>
+          <w:p>
+            <w:r/>
+            <w:r>
+              <w:rPr>
+                <w:sz w:val="18"/>
+              </w:rPr>
+              <w:t>경계 쌍 데이터 (600개)</w:t>
+            </w:r>
+          </w:p>
+        </w:tc>
+      </w:tr>
+      <w:tr>
+        <w:tc>
+          <w:tcPr>
+            <w:tcW w:type="dxa" w:w="4320"/>
+          </w:tcPr>
+          <w:p>
+            <w:r/>
+            <w:r>
+              <w:rPr>
+                <w:sz w:val="18"/>
+              </w:rPr>
+              <w:t>data/training/intent_v2/adversarial_v2.json</w:t>
+            </w:r>
+          </w:p>
+        </w:tc>
+        <w:tc>
+          <w:tcPr>
+            <w:tcW w:type="dxa" w:w="4320"/>
+          </w:tcPr>
+          <w:p>
+            <w:r/>
+            <w:r>
+              <w:rPr>
+                <w:sz w:val="18"/>
+              </w:rPr>
+              <w:t>적대적 테스트 (450개)</w:t>
+            </w:r>
+          </w:p>
+        </w:tc>
+      </w:tr>
+      <w:tr>
+        <w:tc>
+          <w:tcPr>
+            <w:tcW w:type="dxa" w:w="4320"/>
+          </w:tcPr>
+          <w:p>
+            <w:r/>
+            <w:r>
+              <w:rPr>
+                <w:sz w:val="18"/>
+              </w:rPr>
+              <w:t>data/training/intent_v2/scenario_test.json</w:t>
+            </w:r>
+          </w:p>
+        </w:tc>
+        <w:tc>
+          <w:tcPr>
+            <w:tcW w:type="dxa" w:w="4320"/>
+          </w:tcPr>
+          <w:p>
+            <w:r/>
+            <w:r>
+              <w:rPr>
+                <w:sz w:val="18"/>
+              </w:rPr>
+              <w:t>시나리오 테스트 (100개)</w:t>
+            </w:r>
+          </w:p>
+        </w:tc>
+      </w:tr>
+      <w:tr>
+        <w:tc>
+          <w:tcPr>
+            <w:tcW w:type="dxa" w:w="4320"/>
+          </w:tcPr>
+          <w:p>
+            <w:r/>
+            <w:r>
+              <w:rPr>
+                <w:sz w:val="18"/>
+              </w:rPr>
+              <w:t>data/training/intent_v2/splits/train.jsonl</w:t>
+            </w:r>
+          </w:p>
+        </w:tc>
+        <w:tc>
+          <w:tcPr>
+            <w:tcW w:type="dxa" w:w="4320"/>
+          </w:tcPr>
+          <w:p>
+            <w:r/>
+            <w:r>
+              <w:rPr>
+                <w:sz w:val="18"/>
+              </w:rPr>
+              <w:t>학습 데이터 (2,327건)</w:t>
+            </w:r>
+          </w:p>
+        </w:tc>
+      </w:tr>
+      <w:tr>
+        <w:tc>
+          <w:tcPr>
+            <w:tcW w:type="dxa" w:w="4320"/>
+          </w:tcPr>
+          <w:p>
+            <w:r/>
+            <w:r>
+              <w:rPr>
+                <w:sz w:val="18"/>
+              </w:rPr>
+              <w:t>data/training/intent_v2/splits/val.jsonl</w:t>
+            </w:r>
+          </w:p>
+        </w:tc>
+        <w:tc>
+          <w:tcPr>
+            <w:tcW w:type="dxa" w:w="4320"/>
+          </w:tcPr>
+          <w:p>
+            <w:r/>
+            <w:r>
+              <w:rPr>
+                <w:sz w:val="18"/>
+              </w:rPr>
+              <w:t>검증 데이터 (285건)</w:t>
+            </w:r>
+          </w:p>
+        </w:tc>
+      </w:tr>
+      <w:tr>
+        <w:tc>
+          <w:tcPr>
+            <w:tcW w:type="dxa" w:w="4320"/>
+          </w:tcPr>
+          <w:p>
+            <w:r/>
+            <w:r>
+              <w:rPr>
+                <w:sz w:val="18"/>
+              </w:rPr>
+              <w:t>data/training/intent_v2/splits/test.jsonl</w:t>
+            </w:r>
+          </w:p>
+        </w:tc>
+        <w:tc>
+          <w:tcPr>
+            <w:tcW w:type="dxa" w:w="4320"/>
+          </w:tcPr>
+          <w:p>
+            <w:r/>
+            <w:r>
+              <w:rPr>
+                <w:sz w:val="18"/>
+              </w:rPr>
+              <w:t>테스트 데이터 (286건)</w:t>
+            </w:r>
+          </w:p>
+        </w:tc>
+      </w:tr>
+      <w:tr>
+        <w:tc>
+          <w:tcPr>
+            <w:tcW w:type="dxa" w:w="4320"/>
+          </w:tcPr>
+          <w:p>
+            <w:r/>
+            <w:r>
+              <w:rPr>
+                <w:sz w:val="18"/>
+              </w:rPr>
+              <w:t>data/training/intent_v2/DATA_QA_REPORT.md</w:t>
+            </w:r>
+          </w:p>
+        </w:tc>
+        <w:tc>
+          <w:tcPr>
+            <w:tcW w:type="dxa" w:w="4320"/>
+          </w:tcPr>
+          <w:p>
+            <w:r/>
+            <w:r>
+              <w:rPr>
+                <w:sz w:val="18"/>
+              </w:rPr>
+              <w:t>데이터 품질 검증 보고서</w:t>
+            </w:r>
+          </w:p>
+        </w:tc>
+      </w:tr>
+    </w:tbl>
+    <w:p/>
+    <w:p>
+      <w:r>
+        <w:rPr>
+          <w:b/>
+          <w:color w:val="1F3864"/>
+          <w:sz w:val="32"/>
+        </w:rPr>
+        <w:t>Part B. 학습된 인공지능 모델</w:t>
+      </w:r>
+    </w:p>
+    <w:p/>
+    <w:p>
       <w:pPr>
         <w:spacing w:before="280"/>
       </w:pPr>
@@ -96,7 +3214,7 @@
           <w:color w:val="1F3864"/>
           <w:sz w:val="26"/>
         </w:rPr>
-        <w:t>1. 모델 개요</w:t>
+        <w:t>B-1. 모델 개요</w:t>
       </w:r>
     </w:p>
     <w:p>
@@ -388,7 +3506,7 @@
           <w:color w:val="1F3864"/>
           <w:sz w:val="26"/>
         </w:rPr>
-        <w:t>2. 모델 구조</w:t>
+        <w:t>B-2. 모델 구조</w:t>
       </w:r>
     </w:p>
     <w:tbl>
@@ -650,7 +3768,7 @@
           <w:color w:val="1F3864"/>
           <w:sz w:val="26"/>
         </w:rPr>
-        <w:t>3. 학습 설정</w:t>
+        <w:t>B-3. 학습 설정</w:t>
       </w:r>
     </w:p>
     <w:tbl>
@@ -975,7 +4093,7 @@
           <w:color w:val="1F3864"/>
           <w:sz w:val="26"/>
         </w:rPr>
-        <w:t>4. 학습 결과</w:t>
+        <w:t>B-4. 학습 결과</w:t>
       </w:r>
     </w:p>
     <w:p>
@@ -988,7 +4106,7 @@
           <w:color w:val="2E4A7A"/>
           <w:sz w:val="22"/>
         </w:rPr>
-        <w:t>4-1. 전체 성능 메트릭</w:t>
+        <w:t>B-4-1. 전체 성능 메트릭</w:t>
       </w:r>
     </w:p>
     <w:tbl>
@@ -1259,7 +4377,7 @@
           <w:color w:val="2E4A7A"/>
           <w:sz w:val="22"/>
         </w:rPr>
-        <w:t>4-2. Intent별 성능 (Adversarial 기준)</w:t>
+        <w:t>B-4-2. Intent별 성능 (Adversarial 기준)</w:t>
       </w:r>
     </w:p>
     <w:tbl>
@@ -1858,7 +4976,7 @@
           <w:color w:val="2E4A7A"/>
           <w:sz w:val="22"/>
         </w:rPr>
-        <w:t>4-3. 과신뢰 해소 효과 (Label Smoothing)</w:t>
+        <w:t>B-4-3. 과신뢰 해소 효과 (Label Smoothing)</w:t>
       </w:r>
     </w:p>
     <w:tbl>
@@ -2096,7 +5214,7 @@
         <w:rPr>
           <w:b/>
         </w:rPr>
-        <w:t xml:space="preserve">4-4. 후처리 보정 (Known Overrides)</w:t>
+        <w:t>B-4-4. 후처리 보정 (Known Overrides)</w:t>
       </w:r>
     </w:p>
     <w:p>
@@ -2169,7 +5287,7 @@
           <w:color w:val="1F3864"/>
           <w:sz w:val="26"/>
         </w:rPr>
-        <w:t>5. 모델 파일 및 저장/로드</w:t>
+        <w:t>B-5. 모델 파일 및 저장/로드</w:t>
       </w:r>
     </w:p>
     <w:p>
@@ -2182,7 +5300,7 @@
           <w:color w:val="2E4A7A"/>
           <w:sz w:val="22"/>
         </w:rPr>
-        <w:t>5-1. 모델 파일 구성</w:t>
+        <w:t>B-5-1. 모델 파일 구성</w:t>
       </w:r>
     </w:p>
     <w:tbl>
@@ -2461,6 +5579,491 @@
     </w:tbl>
     <w:p/>
     <w:p>
+      <w:r>
+        <w:rPr>
+          <w:b/>
+          <w:color w:val="1F3864"/>
+          <w:sz w:val="26"/>
+        </w:rPr>
+        <w:t>B-5-2. 학습된 모델 파일 제공</w:t>
+      </w:r>
+    </w:p>
+    <w:p/>
+    <w:tbl>
+      <w:tblPr>
+        <w:tblStyle w:val="TableGrid"/>
+        <w:tblW w:type="auto" w:w="0"/>
+        <w:tblLook w:firstColumn="1" w:firstRow="1" w:lastColumn="0" w:lastRow="0" w:noHBand="0" w:noVBand="1" w:val="04A0"/>
+      </w:tblPr>
+      <w:tblGrid>
+        <w:gridCol w:w="4320"/>
+        <w:gridCol w:w="4320"/>
+      </w:tblGrid>
+      <w:tr>
+        <w:tc>
+          <w:tcPr>
+            <w:tcW w:type="dxa" w:w="4320"/>
+            <w:shd w:fill="D6E4F0" w:val="clear"/>
+          </w:tcPr>
+          <w:p>
+            <w:r/>
+            <w:r>
+              <w:rPr>
+                <w:b/>
+                <w:sz w:val="18"/>
+              </w:rPr>
+              <w:t>항목</w:t>
+            </w:r>
+          </w:p>
+        </w:tc>
+        <w:tc>
+          <w:tcPr>
+            <w:tcW w:type="dxa" w:w="4320"/>
+            <w:shd w:fill="D6E4F0" w:val="clear"/>
+          </w:tcPr>
+          <w:p>
+            <w:r/>
+            <w:r>
+              <w:rPr>
+                <w:b/>
+                <w:sz w:val="18"/>
+              </w:rPr>
+              <w:t>내용</w:t>
+            </w:r>
+          </w:p>
+        </w:tc>
+      </w:tr>
+      <w:tr>
+        <w:tc>
+          <w:tcPr>
+            <w:tcW w:type="dxa" w:w="4320"/>
+          </w:tcPr>
+          <w:p>
+            <w:r/>
+            <w:r>
+              <w:rPr>
+                <w:sz w:val="18"/>
+              </w:rPr>
+              <w:t>모델명</w:t>
+            </w:r>
+          </w:p>
+        </w:tc>
+        <w:tc>
+          <w:tcPr>
+            <w:tcW w:type="dxa" w:w="4320"/>
+          </w:tcPr>
+          <w:p>
+            <w:r/>
+            <w:r>
+              <w:rPr>
+                <w:sz w:val="18"/>
+              </w:rPr>
+              <w:t>Intent Classifier v2 (Stage 6) — KoELECTRA Fine-tuned</w:t>
+            </w:r>
+          </w:p>
+        </w:tc>
+      </w:tr>
+      <w:tr>
+        <w:tc>
+          <w:tcPr>
+            <w:tcW w:type="dxa" w:w="4320"/>
+          </w:tcPr>
+          <w:p>
+            <w:r/>
+            <w:r>
+              <w:rPr>
+                <w:sz w:val="18"/>
+              </w:rPr>
+              <w:t>Base Model</w:t>
+            </w:r>
+          </w:p>
+        </w:tc>
+        <w:tc>
+          <w:tcPr>
+            <w:tcW w:type="dxa" w:w="4320"/>
+          </w:tcPr>
+          <w:p>
+            <w:r/>
+            <w:r>
+              <w:rPr>
+                <w:sz w:val="18"/>
+              </w:rPr>
+              <w:t>monologg/koelectra-base-v3-discriminator (HuggingFace)</w:t>
+            </w:r>
+          </w:p>
+        </w:tc>
+      </w:tr>
+      <w:tr>
+        <w:tc>
+          <w:tcPr>
+            <w:tcW w:type="dxa" w:w="4320"/>
+          </w:tcPr>
+          <w:p>
+            <w:r/>
+            <w:r>
+              <w:rPr>
+                <w:sz w:val="18"/>
+              </w:rPr>
+              <w:t>파인튜닝 방식</w:t>
+            </w:r>
+          </w:p>
+        </w:tc>
+        <w:tc>
+          <w:tcPr>
+            <w:tcW w:type="dxa" w:w="4320"/>
+          </w:tcPr>
+          <w:p>
+            <w:r/>
+            <w:r>
+              <w:rPr>
+                <w:sz w:val="18"/>
+              </w:rPr>
+              <w:t>Full Fine-tuning + Label Smoothing 0.1</w:t>
+            </w:r>
+          </w:p>
+        </w:tc>
+      </w:tr>
+      <w:tr>
+        <w:tc>
+          <w:tcPr>
+            <w:tcW w:type="dxa" w:w="4320"/>
+          </w:tcPr>
+          <w:p>
+            <w:r/>
+            <w:r>
+              <w:rPr>
+                <w:sz w:val="18"/>
+              </w:rPr>
+              <w:t>저장 형식</w:t>
+            </w:r>
+          </w:p>
+        </w:tc>
+        <w:tc>
+          <w:tcPr>
+            <w:tcW w:type="dxa" w:w="4320"/>
+          </w:tcPr>
+          <w:p>
+            <w:r/>
+            <w:r>
+              <w:rPr>
+                <w:sz w:val="18"/>
+              </w:rPr>
+              <w:t>safetensors (HuggingFace 표준 포맷)</w:t>
+            </w:r>
+          </w:p>
+        </w:tc>
+      </w:tr>
+      <w:tr>
+        <w:tc>
+          <w:tcPr>
+            <w:tcW w:type="dxa" w:w="4320"/>
+          </w:tcPr>
+          <w:p>
+            <w:r/>
+            <w:r>
+              <w:rPr>
+                <w:sz w:val="18"/>
+              </w:rPr>
+              <w:t>모델 파일 크기</w:t>
+            </w:r>
+          </w:p>
+        </w:tc>
+        <w:tc>
+          <w:tcPr>
+            <w:tcW w:type="dxa" w:w="4320"/>
+          </w:tcPr>
+          <w:p>
+            <w:r/>
+            <w:r>
+              <w:rPr>
+                <w:sz w:val="18"/>
+              </w:rPr>
+              <w:t>430.8 MB (model.safetensors)</w:t>
+            </w:r>
+          </w:p>
+        </w:tc>
+      </w:tr>
+      <w:tr>
+        <w:tc>
+          <w:tcPr>
+            <w:tcW w:type="dxa" w:w="4320"/>
+          </w:tcPr>
+          <w:p>
+            <w:r/>
+            <w:r>
+              <w:rPr>
+                <w:sz w:val="18"/>
+              </w:rPr>
+              <w:t>로컬 저장 경로</w:t>
+            </w:r>
+          </w:p>
+        </w:tc>
+        <w:tc>
+          <w:tcPr>
+            <w:tcW w:type="dxa" w:w="4320"/>
+          </w:tcPr>
+          <w:p>
+            <w:r/>
+            <w:r>
+              <w:rPr>
+                <w:sz w:val="18"/>
+              </w:rPr>
+              <w:t>ai/models/intent_classifier/</w:t>
+            </w:r>
+          </w:p>
+        </w:tc>
+      </w:tr>
+      <w:tr>
+        <w:tc>
+          <w:tcPr>
+            <w:tcW w:type="dxa" w:w="4320"/>
+          </w:tcPr>
+          <w:p>
+            <w:r/>
+            <w:r>
+              <w:rPr>
+                <w:sz w:val="18"/>
+              </w:rPr>
+              <w:t>주요 파일</w:t>
+            </w:r>
+          </w:p>
+        </w:tc>
+        <w:tc>
+          <w:tcPr>
+            <w:tcW w:type="dxa" w:w="4320"/>
+          </w:tcPr>
+          <w:p>
+            <w:r/>
+            <w:r>
+              <w:rPr>
+                <w:sz w:val="18"/>
+              </w:rPr>
+              <w:t>model.safetensors, config.json, tokenizer.json, label_map.json, model_info.json</w:t>
+            </w:r>
+          </w:p>
+        </w:tc>
+      </w:tr>
+    </w:tbl>
+    <w:p/>
+    <w:p>
+      <w:r>
+        <w:rPr>
+          <w:b/>
+          <w:color w:val="1F3864"/>
+          <w:sz w:val="26"/>
+        </w:rPr>
+        <w:t>B-5-3. Model Hub (HuggingFace) 정보</w:t>
+      </w:r>
+    </w:p>
+    <w:p/>
+    <w:tbl>
+      <w:tblPr>
+        <w:tblStyle w:val="TableGrid"/>
+        <w:tblW w:type="auto" w:w="0"/>
+        <w:tblLook w:firstColumn="1" w:firstRow="1" w:lastColumn="0" w:lastRow="0" w:noHBand="0" w:noVBand="1" w:val="04A0"/>
+      </w:tblPr>
+      <w:tblGrid>
+        <w:gridCol w:w="4320"/>
+        <w:gridCol w:w="4320"/>
+      </w:tblGrid>
+      <w:tr>
+        <w:tc>
+          <w:tcPr>
+            <w:tcW w:type="dxa" w:w="4320"/>
+            <w:shd w:fill="D6E4F0" w:val="clear"/>
+          </w:tcPr>
+          <w:p>
+            <w:r/>
+            <w:r>
+              <w:rPr>
+                <w:b/>
+                <w:sz w:val="18"/>
+              </w:rPr>
+              <w:t>항목</w:t>
+            </w:r>
+          </w:p>
+        </w:tc>
+        <w:tc>
+          <w:tcPr>
+            <w:tcW w:type="dxa" w:w="4320"/>
+            <w:shd w:fill="D6E4F0" w:val="clear"/>
+          </w:tcPr>
+          <w:p>
+            <w:r/>
+            <w:r>
+              <w:rPr>
+                <w:b/>
+                <w:sz w:val="18"/>
+              </w:rPr>
+              <w:t>내용</w:t>
+            </w:r>
+          </w:p>
+        </w:tc>
+      </w:tr>
+      <w:tr>
+        <w:tc>
+          <w:tcPr>
+            <w:tcW w:type="dxa" w:w="4320"/>
+          </w:tcPr>
+          <w:p>
+            <w:r/>
+            <w:r>
+              <w:rPr>
+                <w:sz w:val="18"/>
+              </w:rPr>
+              <w:t>Base Model (HuggingFace Hub)</w:t>
+            </w:r>
+          </w:p>
+        </w:tc>
+        <w:tc>
+          <w:tcPr>
+            <w:tcW w:type="dxa" w:w="4320"/>
+          </w:tcPr>
+          <w:p>
+            <w:r/>
+            <w:r>
+              <w:rPr>
+                <w:sz w:val="18"/>
+              </w:rPr>
+              <w:t>https://huggingface.co/monologg/koelectra-base-v3-discriminator</w:t>
+            </w:r>
+          </w:p>
+        </w:tc>
+      </w:tr>
+      <w:tr>
+        <w:tc>
+          <w:tcPr>
+            <w:tcW w:type="dxa" w:w="4320"/>
+          </w:tcPr>
+          <w:p>
+            <w:r/>
+            <w:r>
+              <w:rPr>
+                <w:sz w:val="18"/>
+              </w:rPr>
+              <w:t>Fine-tuned Model Hub 등록</w:t>
+            </w:r>
+          </w:p>
+        </w:tc>
+        <w:tc>
+          <w:tcPr>
+            <w:tcW w:type="dxa" w:w="4320"/>
+          </w:tcPr>
+          <w:p>
+            <w:r/>
+            <w:r>
+              <w:rPr>
+                <w:sz w:val="18"/>
+              </w:rPr>
+              <w:t>등록 예정 (현재 로컬 저장, 추후 HuggingFace Hub 업로드 계획)</w:t>
+            </w:r>
+          </w:p>
+        </w:tc>
+      </w:tr>
+      <w:tr>
+        <w:tc>
+          <w:tcPr>
+            <w:tcW w:type="dxa" w:w="4320"/>
+          </w:tcPr>
+          <w:p>
+            <w:r/>
+            <w:r>
+              <w:rPr>
+                <w:sz w:val="18"/>
+              </w:rPr>
+              <w:t>등록 예정 Hub 경로</w:t>
+            </w:r>
+          </w:p>
+        </w:tc>
+        <w:tc>
+          <w:tcPr>
+            <w:tcW w:type="dxa" w:w="4320"/>
+          </w:tcPr>
+          <w:p>
+            <w:r/>
+            <w:r>
+              <w:rPr>
+                <w:sz w:val="18"/>
+              </w:rPr>
+              <w:t>HuggingFace Hub 업로드 후 경로 추가 예정</w:t>
+            </w:r>
+          </w:p>
+        </w:tc>
+      </w:tr>
+      <w:tr>
+        <w:tc>
+          <w:tcPr>
+            <w:tcW w:type="dxa" w:w="4320"/>
+          </w:tcPr>
+          <w:p>
+            <w:r/>
+            <w:r>
+              <w:rPr>
+                <w:sz w:val="18"/>
+              </w:rPr>
+              <w:t>프로젝트 내 저장 경로</w:t>
+            </w:r>
+          </w:p>
+        </w:tc>
+        <w:tc>
+          <w:tcPr>
+            <w:tcW w:type="dxa" w:w="4320"/>
+          </w:tcPr>
+          <w:p>
+            <w:r/>
+            <w:r>
+              <w:rPr>
+                <w:sz w:val="18"/>
+              </w:rPr>
+              <w:t>ai/models/intent_classifier/ (Git LFS 또는 로컬)</w:t>
+            </w:r>
+          </w:p>
+        </w:tc>
+      </w:tr>
+      <w:tr>
+        <w:tc>
+          <w:tcPr>
+            <w:tcW w:type="dxa" w:w="4320"/>
+          </w:tcPr>
+          <w:p>
+            <w:r/>
+            <w:r>
+              <w:rPr>
+                <w:sz w:val="18"/>
+              </w:rPr>
+              <w:t>모델 재현 방법</w:t>
+            </w:r>
+          </w:p>
+        </w:tc>
+        <w:tc>
+          <w:tcPr>
+            <w:tcW w:type="dxa" w:w="4320"/>
+          </w:tcPr>
+          <w:p>
+            <w:r/>
+            <w:r>
+              <w:rPr>
+                <w:sz w:val="18"/>
+              </w:rPr>
+              <w:t>ai/experiments_v2/run_stage5_retrain.py --label-smoothing 0.1 --save-model 실행</w:t>
+            </w:r>
+          </w:p>
+        </w:tc>
+      </w:tr>
+    </w:tbl>
+    <w:p/>
+    <w:p>
+      <w:r>
+        <w:rPr>
+          <w:b w:val="0"/>
+          <w:sz w:val="20"/>
+        </w:rPr>
+        <w:t>* Base Model(koelectra-base-v3)은 HuggingFace Hub에 공개되어 있으며, 파인튜닝된 최종 모델은 현재 로컬(ai/models/intent_classifier/)에 저장되어 있고 추후 HuggingFace Hub에 업로드할 예정입니다. 동일 환경에서 학습 스크립트를 실행하면 동일 모델을 재현할 수 있습니다.</w:t>
+      </w:r>
+    </w:p>
+    <w:p/>
+    <w:p/>
+    <w:p>
       <w:pPr>
         <w:spacing w:before="160"/>
       </w:pPr>
@@ -2470,7 +6073,7 @@
           <w:color w:val="2E4A7A"/>
           <w:sz w:val="22"/>
         </w:rPr>
-        <w:t>5-2. 저장 코드</w:t>
+        <w:t>B-5-4. 저장 코드</w:t>
       </w:r>
     </w:p>
     <w:p>
@@ -2517,7 +6120,7 @@
           <w:color w:val="2E4A7A"/>
           <w:sz w:val="22"/>
         </w:rPr>
-        <w:t>5-3. 로드 코드</w:t>
+        <w:t>B-5-5. 로드 코드</w:t>
       </w:r>
     </w:p>
     <w:p>
@@ -2561,7 +6164,7 @@
           <w:color w:val="2E4A7A"/>
           <w:sz w:val="22"/>
         </w:rPr>
-        <w:t>5-4. 추론 코드</w:t>
+        <w:t>B-5-6. 추론 코드</w:t>
       </w:r>
     </w:p>
     <w:p>
@@ -2602,7 +6205,7 @@
         <w:rPr>
           <w:b/>
         </w:rPr>
-        <w:t xml:space="preserve">5-5. Fallback 체인</w:t>
+        <w:t>B-5-7. Fallback 체인</w:t>
       </w:r>
     </w:p>
     <w:p>
@@ -2657,7 +6260,7 @@
           <w:color w:val="1F3864"/>
           <w:sz w:val="26"/>
         </w:rPr>
-        <w:t>6. 라벨 매핑 및 서비스 설정</w:t>
+        <w:t>B-6. 라벨 매핑 및 서비스 설정</w:t>
       </w:r>
     </w:p>
     <w:p>
@@ -2670,7 +6273,7 @@
           <w:color w:val="2E4A7A"/>
           <w:sz w:val="22"/>
         </w:rPr>
-        <w:t>6-1. 라벨 매핑</w:t>
+        <w:t>B-6-1. 라벨 매핑</w:t>
       </w:r>
     </w:p>
     <w:tbl>
@@ -3260,7 +6863,7 @@
           <w:color w:val="2E4A7A"/>
           <w:sz w:val="22"/>
         </w:rPr>
-        <w:t>6-2. 서비스 Threshold</w:t>
+        <w:t>B-6-2. 서비스 Threshold</w:t>
       </w:r>
     </w:p>
     <w:tbl>
@@ -3442,7 +7045,7 @@
           <w:color w:val="2E4A7A"/>
           <w:sz w:val="22"/>
         </w:rPr>
-        <w:t>6-3. 추론 예시</w:t>
+        <w:t>B-6-3. 추론 예시</w:t>
       </w:r>
     </w:p>
     <w:tbl>
@@ -3789,7 +7392,7 @@
           <w:b/>
           <w:sz w:val="20"/>
         </w:rPr>
-        <w:t>최종 수정일: 2026-02-25</w:t>
+        <w:t>최종 수정일: 2026-02-26</w:t>
       </w:r>
     </w:p>
     <w:p>
